--- a/IRS/IRSwap 설명서.docx
+++ b/IRS/IRSwap 설명서.docx
@@ -41,31 +41,51 @@
       </w:pPr>
     </w:p>
     <w:p>
-      <w:pPr>
-        <w:jc w:val="left"/>
-        <w:rPr>
-          <w:b/>
-          <w:sz w:val="24"/>
-          <w:szCs w:val="24"/>
-        </w:rPr>
-      </w:pPr>
-      <w:r>
+      <w:r>
+        <w:rPr>
+          <w:rFonts w:hint="eastAsia"/>
+        </w:rPr>
+        <w:t xml:space="preserve">이 모델은 이자율 스왑의 현재 </w:t>
+      </w:r>
+      <w:r>
+        <w:t xml:space="preserve">Swap Rate </w:t>
+      </w:r>
+      <w:r>
+        <w:rPr>
+          <w:rFonts w:hint="eastAsia"/>
+        </w:rPr>
+        <w:t xml:space="preserve">또는 기존 </w:t>
+      </w:r>
+      <w:r>
+        <w:t xml:space="preserve">Swap </w:t>
+      </w:r>
+      <w:r>
+        <w:rPr>
+          <w:rFonts w:hint="eastAsia"/>
+        </w:rPr>
+        <w:t>가치를 계산하는 모델입니다.</w:t>
+      </w:r>
+    </w:p>
+    <w:p>
+      <w:pPr>
+        <w:jc w:val="center"/>
         <w:rPr>
           <w:rFonts w:hint="eastAsia"/>
           <w:b/>
           <w:sz w:val="24"/>
           <w:szCs w:val="24"/>
         </w:rPr>
-        <w:t>DLL</w:t>
-      </w:r>
-      <w:r>
+      </w:pPr>
+    </w:p>
+    <w:p>
+      <w:pPr>
+        <w:jc w:val="left"/>
         <w:rPr>
           <w:b/>
           <w:sz w:val="24"/>
           <w:szCs w:val="24"/>
         </w:rPr>
-        <w:t xml:space="preserve"> </w:t>
-      </w:r>
+      </w:pPr>
       <w:r>
         <w:rPr>
           <w:rFonts w:hint="eastAsia"/>
@@ -73,7 +93,7 @@
           <w:sz w:val="24"/>
           <w:szCs w:val="24"/>
         </w:rPr>
-        <w:t>경로를 찾을 수 없을 경우 1</w:t>
+        <w:t>DLL</w:t>
       </w:r>
       <w:r>
         <w:rPr>
@@ -81,7 +101,7 @@
           <w:sz w:val="24"/>
           <w:szCs w:val="24"/>
         </w:rPr>
-        <w:t>~3</w:t>
+        <w:t xml:space="preserve"> </w:t>
       </w:r>
       <w:r>
         <w:rPr>
@@ -90,37 +110,44 @@
           <w:sz w:val="24"/>
           <w:szCs w:val="24"/>
         </w:rPr>
+        <w:t>경로를 찾을 수 없</w:t>
+      </w:r>
+      <w:r>
+        <w:rPr>
+          <w:rFonts w:hint="eastAsia"/>
+          <w:b/>
+          <w:sz w:val="24"/>
+          <w:szCs w:val="24"/>
+        </w:rPr>
+        <w:t>는 오류 발생할</w:t>
+      </w:r>
+      <w:r>
+        <w:rPr>
+          <w:rFonts w:hint="eastAsia"/>
+          <w:b/>
+          <w:sz w:val="24"/>
+          <w:szCs w:val="24"/>
+        </w:rPr>
+        <w:t xml:space="preserve"> 경우 1</w:t>
+      </w:r>
+      <w:r>
+        <w:rPr>
+          <w:b/>
+          <w:sz w:val="24"/>
+          <w:szCs w:val="24"/>
+        </w:rPr>
+        <w:t>~3</w:t>
+      </w:r>
+      <w:r>
+        <w:rPr>
+          <w:rFonts w:hint="eastAsia"/>
+          <w:b/>
+          <w:sz w:val="24"/>
+          <w:szCs w:val="24"/>
+        </w:rPr>
         <w:t>을 따라 세팅합니다.</w:t>
       </w:r>
     </w:p>
-    <w:p/>
-    <w:p>
-      <w:r>
-        <w:rPr>
-          <w:rFonts w:hint="eastAsia"/>
-        </w:rPr>
-        <w:t xml:space="preserve">이 모델은 이자율 스왑의 현재 </w:t>
-      </w:r>
-      <w:r>
-        <w:t xml:space="preserve">Swap Rate </w:t>
-      </w:r>
-      <w:r>
-        <w:rPr>
-          <w:rFonts w:hint="eastAsia"/>
-        </w:rPr>
-        <w:t xml:space="preserve">또는 기존 </w:t>
-      </w:r>
-      <w:r>
-        <w:t xml:space="preserve">Swap </w:t>
-      </w:r>
-      <w:r>
-        <w:rPr>
-          <w:rFonts w:hint="eastAsia"/>
-        </w:rPr>
-        <w:t>가치를 계산하는 모델입니다.</w:t>
-      </w:r>
-    </w:p>
-    <w:p/>
     <w:p>
       <w:pPr>
         <w:pStyle w:val="a3"/>
@@ -148,6 +175,39 @@
         </w:rPr>
         <w:t>파일&gt;계정&gt;엑셀정보</w:t>
       </w:r>
+      <w:r>
+        <w:rPr>
+          <w:rFonts w:hint="eastAsia"/>
+        </w:rPr>
+        <w:t xml:space="preserve"> 확인하여 </w:t>
+      </w:r>
+      <w:r>
+        <w:t xml:space="preserve">x64bit dll </w:t>
+      </w:r>
+      <w:r>
+        <w:rPr>
+          <w:rFonts w:hint="eastAsia"/>
+        </w:rPr>
+        <w:t xml:space="preserve">연결할지 </w:t>
+      </w:r>
+      <w:r>
+        <w:t>32</w:t>
+      </w:r>
+      <w:r>
+        <w:rPr>
+          <w:rFonts w:hint="eastAsia"/>
+        </w:rPr>
+        <w:t xml:space="preserve">비트 </w:t>
+      </w:r>
+      <w:r>
+        <w:t xml:space="preserve">dll </w:t>
+      </w:r>
+      <w:r>
+        <w:rPr>
+          <w:rFonts w:hint="eastAsia"/>
+        </w:rPr>
+        <w:t>연결할지 파악해야 한다.</w:t>
+      </w:r>
     </w:p>
     <w:p>
       <w:pPr>
@@ -156,14 +216,13 @@
       </w:pPr>
       <w:r>
         <w:rPr>
-          <w:rFonts w:hint="eastAsia"/>
           <w:noProof/>
         </w:rPr>
         <w:drawing>
-          <wp:inline distT="0" distB="0" distL="0" distR="0" wp14:anchorId="6BDF1913" wp14:editId="68D1CC4F">
-            <wp:extent cx="5722620" cy="1569720"/>
-            <wp:effectExtent l="0" t="0" r="0" b="0"/>
-            <wp:docPr id="2" name="그림 2"/>
+          <wp:inline distT="0" distB="0" distL="0" distR="0">
+            <wp:extent cx="5730240" cy="1478280"/>
+            <wp:effectExtent l="0" t="0" r="3810" b="7620"/>
+            <wp:docPr id="3" name="그림 3"/>
             <wp:cNvGraphicFramePr>
               <a:graphicFrameLocks xmlns:a="http://schemas.openxmlformats.org/drawingml/2006/main" noChangeAspect="1"/>
             </wp:cNvGraphicFramePr>
@@ -192,7 +251,7 @@
                   <pic:spPr bwMode="auto">
                     <a:xfrm>
                       <a:off x="0" y="0"/>
-                      <a:ext cx="5722620" cy="1569720"/>
+                      <a:ext cx="5730240" cy="1478280"/>
                     </a:xfrm>
                     <a:prstGeom prst="rect">
                       <a:avLst/>
@@ -213,9 +272,6 @@
       <w:pPr>
         <w:pStyle w:val="a3"/>
         <w:ind w:leftChars="0" w:left="760"/>
-        <w:rPr>
-          <w:rFonts w:hint="eastAsia"/>
-        </w:rPr>
       </w:pPr>
     </w:p>
     <w:p>
@@ -226,11 +282,14 @@
           <w:numId w:val="1"/>
         </w:numPr>
         <w:ind w:leftChars="0"/>
-      </w:pPr>
-      <w:r>
         <w:rPr>
           <w:rFonts w:hint="eastAsia"/>
         </w:rPr>
+      </w:pPr>
+      <w:r>
+        <w:rPr>
+          <w:rFonts w:hint="eastAsia"/>
+        </w:rPr>
         <w:t xml:space="preserve">Alt + F11로 </w:t>
       </w:r>
       <w:r>
@@ -242,13 +301,6 @@
         </w:rPr>
         <w:t>창 키기</w:t>
       </w:r>
-    </w:p>
-    <w:p>
-      <w:pPr>
-        <w:rPr>
-          <w:rFonts w:hint="eastAsia"/>
-        </w:rPr>
-      </w:pPr>
     </w:p>
     <w:p>
       <w:pPr>
@@ -302,73 +354,39 @@
         <w:rPr>
           <w:rFonts w:hint="eastAsia"/>
         </w:rPr>
-        <w:t xml:space="preserve">또한 엑셀이 </w:t>
-      </w:r>
-      <w:r>
-        <w:t>64bit</w:t>
+        <w:t xml:space="preserve">3-1. </w:t>
       </w:r>
       <w:r>
         <w:rPr>
           <w:rFonts w:hint="eastAsia"/>
         </w:rPr>
-        <w:t xml:space="preserve">일 경우 </w:t>
-      </w:r>
-      <w:r>
-        <w:t>Declare Function -&gt; Declare PtrSafe Function</w:t>
+        <w:t xml:space="preserve">비트에 따라 </w:t>
       </w:r>
       <w:r>
         <w:rPr>
           <w:rFonts w:hint="eastAsia"/>
         </w:rPr>
-        <w:t xml:space="preserve">으로 </w:t>
-      </w:r>
-      <w:r>
-        <w:rPr>
-          <w:rFonts w:hint="eastAsia"/>
-        </w:rPr>
-        <w:t>선언해야함</w:t>
+        <w:t>dll의 디렉토리 복사하기</w:t>
       </w:r>
     </w:p>
     <w:p>
       <w:pPr>
         <w:pStyle w:val="a3"/>
         <w:ind w:leftChars="0" w:left="760"/>
-      </w:pPr>
-      <w:r>
         <w:rPr>
           <w:rFonts w:hint="eastAsia"/>
         </w:rPr>
-        <w:t xml:space="preserve">3-1. </w:t>
-      </w:r>
-      <w:r>
-        <w:rPr>
-          <w:rFonts w:hint="eastAsia"/>
-        </w:rPr>
-        <w:t xml:space="preserve">비트에 따라 </w:t>
-      </w:r>
-      <w:r>
-        <w:rPr>
-          <w:rFonts w:hint="eastAsia"/>
-        </w:rPr>
-        <w:t>dll의 디렉토리 복사하기</w:t>
-      </w:r>
-    </w:p>
-    <w:p>
-      <w:pPr>
-        <w:pStyle w:val="a3"/>
-        <w:ind w:leftChars="0" w:left="760"/>
       </w:pPr>
       <w:r>
         <w:rPr>
           <w:rFonts w:hint="eastAsia"/>
           <w:noProof/>
         </w:rPr>
-        <w:lastRenderedPageBreak/>
         <w:drawing>
           <wp:inline distT="0" distB="0" distL="0" distR="0">
-            <wp:extent cx="5052060" cy="3165958"/>
-            <wp:effectExtent l="0" t="0" r="0" b="0"/>
-            <wp:docPr id="6" name="그림 6"/>
+            <wp:extent cx="5730240" cy="1691640"/>
+            <wp:effectExtent l="0" t="0" r="3810" b="3810"/>
+            <wp:docPr id="4" name="그림 4"/>
             <wp:cNvGraphicFramePr>
               <a:graphicFrameLocks xmlns:a="http://schemas.openxmlformats.org/drawingml/2006/main" noChangeAspect="1"/>
             </wp:cNvGraphicFramePr>
@@ -376,7 +394,7 @@
               <a:graphicData uri="http://schemas.openxmlformats.org/drawingml/2006/picture">
                 <pic:pic xmlns:pic="http://schemas.openxmlformats.org/drawingml/2006/picture">
                   <pic:nvPicPr>
-                    <pic:cNvPr id="0" name="Picture 1"/>
+                    <pic:cNvPr id="0" name="Picture 3"/>
                     <pic:cNvPicPr>
                       <a:picLocks noChangeAspect="1" noChangeArrowheads="1"/>
                     </pic:cNvPicPr>
@@ -397,7 +415,7 @@
                   <pic:spPr bwMode="auto">
                     <a:xfrm>
                       <a:off x="0" y="0"/>
-                      <a:ext cx="5055052" cy="3167833"/>
+                      <a:ext cx="5730240" cy="1691640"/>
                     </a:xfrm>
                     <a:prstGeom prst="rect">
                       <a:avLst/>
@@ -416,8 +434,118 @@
     </w:p>
     <w:p>
       <w:pPr>
-        <w:ind w:left="760"/>
-      </w:pPr>
+        <w:pStyle w:val="a3"/>
+        <w:ind w:leftChars="0" w:left="760"/>
+      </w:pPr>
+      <w:r>
+        <w:rPr>
+          <w:noProof/>
+        </w:rPr>
+        <w:lastRenderedPageBreak/>
+        <w:drawing>
+          <wp:inline distT="0" distB="0" distL="0" distR="0">
+            <wp:extent cx="5730240" cy="1897380"/>
+            <wp:effectExtent l="0" t="0" r="3810" b="7620"/>
+            <wp:docPr id="8" name="그림 8"/>
+            <wp:cNvGraphicFramePr>
+              <a:graphicFrameLocks xmlns:a="http://schemas.openxmlformats.org/drawingml/2006/main" noChangeAspect="1"/>
+            </wp:cNvGraphicFramePr>
+            <a:graphic xmlns:a="http://schemas.openxmlformats.org/drawingml/2006/main">
+              <a:graphicData uri="http://schemas.openxmlformats.org/drawingml/2006/picture">
+                <pic:pic xmlns:pic="http://schemas.openxmlformats.org/drawingml/2006/picture">
+                  <pic:nvPicPr>
+                    <pic:cNvPr id="0" name="Picture 4"/>
+                    <pic:cNvPicPr>
+                      <a:picLocks noChangeAspect="1" noChangeArrowheads="1"/>
+                    </pic:cNvPicPr>
+                  </pic:nvPicPr>
+                  <pic:blipFill>
+                    <a:blip r:embed="rId9">
+                      <a:extLst>
+                        <a:ext uri="{28A0092B-C50C-407E-A947-70E740481C1C}">
+                          <a14:useLocalDpi xmlns:a14="http://schemas.microsoft.com/office/drawing/2010/main" val="0"/>
+                        </a:ext>
+                      </a:extLst>
+                    </a:blip>
+                    <a:srcRect/>
+                    <a:stretch>
+                      <a:fillRect/>
+                    </a:stretch>
+                  </pic:blipFill>
+                  <pic:spPr bwMode="auto">
+                    <a:xfrm>
+                      <a:off x="0" y="0"/>
+                      <a:ext cx="5730240" cy="1897380"/>
+                    </a:xfrm>
+                    <a:prstGeom prst="rect">
+                      <a:avLst/>
+                    </a:prstGeom>
+                    <a:noFill/>
+                    <a:ln>
+                      <a:noFill/>
+                    </a:ln>
+                  </pic:spPr>
+                </pic:pic>
+              </a:graphicData>
+            </a:graphic>
+          </wp:inline>
+        </w:drawing>
+      </w:r>
+    </w:p>
+    <w:p>
+      <w:pPr>
+        <w:pStyle w:val="a3"/>
+        <w:ind w:leftChars="0" w:left="760"/>
+      </w:pPr>
+      <w:r>
+        <w:rPr>
+          <w:rFonts w:hint="eastAsia"/>
+        </w:rPr>
+        <w:t>3-</w:t>
+      </w:r>
+      <w:r>
+        <w:t>2</w:t>
+      </w:r>
+      <w:r>
+        <w:rPr>
+          <w:rFonts w:hint="eastAsia"/>
+        </w:rPr>
+        <w:t>. 비트에 따라 dll의 디렉토리</w:t>
+      </w:r>
+      <w:r>
+        <w:rPr>
+          <w:rFonts w:hint="eastAsia"/>
+        </w:rPr>
+        <w:t>를 VBA</w:t>
+      </w:r>
+      <w:r>
+        <w:t xml:space="preserve"> </w:t>
+      </w:r>
+      <w:r>
+        <w:rPr>
+          <w:rFonts w:hint="eastAsia"/>
+        </w:rPr>
+        <w:t>모듈 함수경로에</w:t>
+      </w:r>
+      <w:r>
+        <w:rPr>
+          <w:rFonts w:hint="eastAsia"/>
+        </w:rPr>
+        <w:t xml:space="preserve"> 복사하기</w:t>
+      </w:r>
+    </w:p>
+    <w:p>
+      <w:pPr>
+        <w:rPr>
+          <w:rFonts w:hint="eastAsia"/>
+        </w:rPr>
+      </w:pPr>
+      <w:r>
+        <w:rPr>
+          <w:rFonts w:hint="eastAsia"/>
+        </w:rPr>
+        <w:tab/>
+      </w:r>
     </w:p>
     <w:p>
       <w:pPr>
@@ -445,7 +573,7 @@
                     </pic:cNvPicPr>
                   </pic:nvPicPr>
                   <pic:blipFill>
-                    <a:blip r:embed="rId9">
+                    <a:blip r:embed="rId10">
                       <a:extLst>
                         <a:ext uri="{28A0092B-C50C-407E-A947-70E740481C1C}">
                           <a14:useLocalDpi xmlns:a14="http://schemas.microsoft.com/office/drawing/2010/main" val="0"/>
@@ -517,7 +645,6 @@
         <w:rPr>
           <w:noProof/>
         </w:rPr>
-        <w:lastRenderedPageBreak/>
         <w:drawing>
           <wp:inline distT="0" distB="0" distL="0" distR="0" wp14:anchorId="432CF203" wp14:editId="1950F889">
             <wp:extent cx="5731510" cy="1656715"/>
@@ -534,7 +661,7 @@
                     <pic:cNvPicPr/>
                   </pic:nvPicPr>
                   <pic:blipFill>
-                    <a:blip r:embed="rId10"/>
+                    <a:blip r:embed="rId11"/>
                     <a:stretch>
                       <a:fillRect/>
                     </a:stretch>
@@ -599,18 +726,31 @@
         <w:rPr>
           <w:rFonts w:hint="eastAsia"/>
         </w:rPr>
-        <w:t xml:space="preserve"> 금리인 것도 가능합니다.)</w:t>
-      </w:r>
-    </w:p>
-    <w:p>
-      <w:pPr>
-        <w:ind w:left="760"/>
-      </w:pPr>
+        <w:t xml:space="preserve"> 금리인</w:t>
+      </w:r>
       <w:r>
         <w:rPr>
           <w:rFonts w:hint="eastAsia"/>
         </w:rPr>
-        <w:t>SOFR의 경우 공휴일을 입력 가능합니다.</w:t>
+        <w:t xml:space="preserve"> </w:t>
+      </w:r>
+      <w:r>
+        <w:t xml:space="preserve">CMS, CMT </w:t>
+      </w:r>
+      <w:r>
+        <w:rPr>
+          <w:rFonts w:hint="eastAsia"/>
+        </w:rPr>
+        <w:t xml:space="preserve">등도 </w:t>
+      </w:r>
+      <w:r>
+        <w:t>Pricing</w:t>
+      </w:r>
+      <w:r>
+        <w:rPr>
+          <w:rFonts w:hint="eastAsia"/>
+        </w:rPr>
+        <w:t xml:space="preserve"> 가능합니다.)</w:t>
       </w:r>
     </w:p>
     <w:p>
@@ -637,9 +777,6 @@
     <w:p>
       <w:pPr>
         <w:ind w:left="760"/>
-        <w:rPr>
-          <w:rFonts w:hint="eastAsia"/>
-        </w:rPr>
       </w:pPr>
     </w:p>
     <w:p>
@@ -3733,7 +3870,6 @@
           <w:sz w:val="16"/>
           <w:szCs w:val="16"/>
         </w:rPr>
-        <w:lastRenderedPageBreak/>
         <w:t xml:space="preserve">    </w:t>
       </w:r>
       <w:r>
@@ -5574,6 +5710,7 @@
           <w:sz w:val="16"/>
           <w:szCs w:val="16"/>
         </w:rPr>
+        <w:lastRenderedPageBreak/>
         <w:t xml:space="preserve">    </w:t>
       </w:r>
       <w:r>
@@ -7090,51 +7227,31 @@
           <w:sz w:val="19"/>
           <w:szCs w:val="19"/>
         </w:rPr>
-        <w:t>)</w:t>
-      </w:r>
-      <w:r>
-        <w:rPr>
-          <w:rFonts w:ascii="돋움체" w:eastAsia="돋움체" w:cs="돋움체"/>
-          <w:color w:val="000000"/>
-          <w:kern w:val="0"/>
-          <w:sz w:val="19"/>
-          <w:szCs w:val="19"/>
-        </w:rPr>
-        <w:t>;</w:t>
+        <w:t>);</w:t>
       </w:r>
     </w:p>
     <w:p>
       <w:pPr>
         <w:jc w:val="left"/>
+        <w:rPr>
+          <w:b/>
+          <w:szCs w:val="24"/>
+        </w:rPr>
+      </w:pPr>
+      <w:r>
+        <w:rPr>
+          <w:b/>
+          <w:szCs w:val="24"/>
+        </w:rPr>
+        <w:t>ZeroRateGenerator</w:t>
+      </w:r>
+      <w:r>
         <w:rPr>
           <w:rFonts w:hint="eastAsia"/>
           <w:b/>
           <w:szCs w:val="24"/>
         </w:rPr>
-      </w:pPr>
-      <w:r>
-        <w:rPr>
-          <w:rFonts w:hint="eastAsia"/>
-          <w:b/>
-          <w:szCs w:val="24"/>
-        </w:rPr>
-        <w:t>OISCurveGeneratorExcel</w:t>
-      </w:r>
-      <w:r>
-        <w:rPr>
-          <w:rFonts w:hint="eastAsia"/>
-          <w:b/>
-          <w:szCs w:val="24"/>
-        </w:rPr>
-        <w:t xml:space="preserve">: </w:t>
-      </w:r>
-      <w:r>
-        <w:rPr>
-          <w:rFonts w:hint="eastAsia"/>
-          <w:b/>
-          <w:szCs w:val="24"/>
-        </w:rPr>
-        <w:t>ZeroCurve생성함수</w:t>
+        <w:t>: ZeroCurve생성함수</w:t>
       </w:r>
     </w:p>
     <w:p>
@@ -7147,8 +7264,8 @@
           <w:rFonts w:ascii="돋움체" w:eastAsia="돋움체" w:cs="돋움체"/>
           <w:color w:val="000000"/>
           <w:kern w:val="0"/>
-          <w:sz w:val="19"/>
-          <w:szCs w:val="19"/>
+          <w:sz w:val="16"/>
+          <w:szCs w:val="16"/>
         </w:rPr>
       </w:pPr>
       <w:r>
@@ -7156,8 +7273,8 @@
           <w:rFonts w:ascii="돋움체" w:eastAsia="돋움체" w:cs="돋움체"/>
           <w:color w:val="6F008A"/>
           <w:kern w:val="0"/>
-          <w:sz w:val="19"/>
-          <w:szCs w:val="19"/>
+          <w:sz w:val="16"/>
+          <w:szCs w:val="16"/>
         </w:rPr>
         <w:t>DLLEXPORT</w:t>
       </w:r>
@@ -7166,8 +7283,8 @@
           <w:rFonts w:ascii="돋움체" w:eastAsia="돋움체" w:cs="돋움체"/>
           <w:color w:val="000000"/>
           <w:kern w:val="0"/>
-          <w:sz w:val="19"/>
-          <w:szCs w:val="19"/>
+          <w:sz w:val="16"/>
+          <w:szCs w:val="16"/>
         </w:rPr>
         <w:t>(</w:t>
       </w:r>
@@ -7176,8 +7293,8 @@
           <w:rFonts w:ascii="돋움체" w:eastAsia="돋움체" w:cs="돋움체"/>
           <w:color w:val="0000FF"/>
           <w:kern w:val="0"/>
-          <w:sz w:val="19"/>
-          <w:szCs w:val="19"/>
+          <w:sz w:val="16"/>
+          <w:szCs w:val="16"/>
         </w:rPr>
         <w:t>long</w:t>
       </w:r>
@@ -7186,10 +7303,10 @@
           <w:rFonts w:ascii="돋움체" w:eastAsia="돋움체" w:cs="돋움체"/>
           <w:color w:val="000000"/>
           <w:kern w:val="0"/>
-          <w:sz w:val="19"/>
-          <w:szCs w:val="19"/>
-        </w:rPr>
-        <w:t>) OISCurveGeneratorExcel(</w:t>
+          <w:sz w:val="16"/>
+          <w:szCs w:val="16"/>
+        </w:rPr>
+        <w:t>) ZeroRateGenerator(</w:t>
       </w:r>
     </w:p>
     <w:p>
@@ -7203,16 +7320,16 @@
           <w:color w:val="000000"/>
           <w:kern w:val="0"/>
           <w:sz w:val="16"/>
-          <w:szCs w:val="19"/>
-        </w:rPr>
-      </w:pPr>
-      <w:r>
-        <w:rPr>
-          <w:rFonts w:ascii="돋움체" w:eastAsia="돋움체" w:cs="돋움체"/>
-          <w:color w:val="000000"/>
-          <w:kern w:val="0"/>
-          <w:sz w:val="16"/>
-          <w:szCs w:val="19"/>
+          <w:szCs w:val="16"/>
+        </w:rPr>
+      </w:pPr>
+      <w:r>
+        <w:rPr>
+          <w:rFonts w:ascii="돋움체" w:eastAsia="돋움체" w:cs="돋움체"/>
+          <w:color w:val="000000"/>
+          <w:kern w:val="0"/>
+          <w:sz w:val="16"/>
+          <w:szCs w:val="16"/>
         </w:rPr>
         <w:t xml:space="preserve">    </w:t>
       </w:r>
@@ -7222,7 +7339,7 @@
           <w:color w:val="0000FF"/>
           <w:kern w:val="0"/>
           <w:sz w:val="16"/>
-          <w:szCs w:val="19"/>
+          <w:szCs w:val="16"/>
         </w:rPr>
         <w:t>long</w:t>
       </w:r>
@@ -7232,7 +7349,7 @@
           <w:color w:val="000000"/>
           <w:kern w:val="0"/>
           <w:sz w:val="16"/>
-          <w:szCs w:val="19"/>
+          <w:szCs w:val="16"/>
         </w:rPr>
         <w:t xml:space="preserve"> </w:t>
       </w:r>
@@ -7242,39 +7359,29 @@
           <w:color w:val="808080"/>
           <w:kern w:val="0"/>
           <w:sz w:val="16"/>
-          <w:szCs w:val="19"/>
-        </w:rPr>
-        <w:t>PriceDateExl</w:t>
-      </w:r>
-      <w:r>
-        <w:rPr>
-          <w:rFonts w:ascii="돋움체" w:eastAsia="돋움체" w:cs="돋움체"/>
-          <w:color w:val="000000"/>
-          <w:kern w:val="0"/>
-          <w:sz w:val="16"/>
-          <w:szCs w:val="19"/>
-        </w:rPr>
-        <w:t xml:space="preserve">,                  </w:t>
-      </w:r>
-      <w:r>
-        <w:rPr>
-          <w:rFonts w:ascii="돋움체" w:eastAsia="돋움체" w:cs="돋움체"/>
-          <w:color w:val="008000"/>
-          <w:kern w:val="0"/>
-          <w:sz w:val="16"/>
-          <w:szCs w:val="19"/>
-        </w:rPr>
-        <w:t xml:space="preserve">// Pricing </w:t>
-      </w:r>
-      <w:r>
-        <w:rPr>
-          <w:rFonts w:ascii="돋움체" w:eastAsia="돋움체" w:cs="돋움체" w:hint="eastAsia"/>
-          <w:color w:val="008000"/>
-          <w:kern w:val="0"/>
-          <w:sz w:val="16"/>
-          <w:szCs w:val="19"/>
-        </w:rPr>
-        <w:t>시작일</w:t>
+          <w:szCs w:val="16"/>
+        </w:rPr>
+        <w:t>PriceDate</w:t>
+      </w:r>
+      <w:r>
+        <w:rPr>
+          <w:rFonts w:ascii="돋움체" w:eastAsia="돋움체" w:cs="돋움체"/>
+          <w:color w:val="000000"/>
+          <w:kern w:val="0"/>
+          <w:sz w:val="16"/>
+          <w:szCs w:val="16"/>
+        </w:rPr>
+        <w:t xml:space="preserve">,                     </w:t>
+      </w:r>
+      <w:r>
+        <w:rPr>
+          <w:rFonts w:ascii="돋움체" w:eastAsia="돋움체" w:cs="돋움체"/>
+          <w:color w:val="008000"/>
+          <w:kern w:val="0"/>
+          <w:sz w:val="16"/>
+          <w:szCs w:val="16"/>
+        </w:rPr>
+        <w:t xml:space="preserve">// </w:t>
       </w:r>
     </w:p>
     <w:p>
@@ -7288,16 +7395,16 @@
           <w:color w:val="000000"/>
           <w:kern w:val="0"/>
           <w:sz w:val="16"/>
-          <w:szCs w:val="19"/>
-        </w:rPr>
-      </w:pPr>
-      <w:r>
-        <w:rPr>
-          <w:rFonts w:ascii="돋움체" w:eastAsia="돋움체" w:cs="돋움체"/>
-          <w:color w:val="000000"/>
-          <w:kern w:val="0"/>
-          <w:sz w:val="16"/>
-          <w:szCs w:val="19"/>
+          <w:szCs w:val="16"/>
+        </w:rPr>
+      </w:pPr>
+      <w:r>
+        <w:rPr>
+          <w:rFonts w:ascii="돋움체" w:eastAsia="돋움체" w:cs="돋움체"/>
+          <w:color w:val="000000"/>
+          <w:kern w:val="0"/>
+          <w:sz w:val="16"/>
+          <w:szCs w:val="16"/>
         </w:rPr>
         <w:t xml:space="preserve">    </w:t>
       </w:r>
@@ -7307,17 +7414,17 @@
           <w:color w:val="0000FF"/>
           <w:kern w:val="0"/>
           <w:sz w:val="16"/>
-          <w:szCs w:val="19"/>
-        </w:rPr>
-        <w:t>long</w:t>
-      </w:r>
-      <w:r>
-        <w:rPr>
-          <w:rFonts w:ascii="돋움체" w:eastAsia="돋움체" w:cs="돋움체"/>
-          <w:color w:val="000000"/>
-          <w:kern w:val="0"/>
-          <w:sz w:val="16"/>
-          <w:szCs w:val="19"/>
+          <w:szCs w:val="16"/>
+        </w:rPr>
+        <w:t>double</w:t>
+      </w:r>
+      <w:r>
+        <w:rPr>
+          <w:rFonts w:ascii="돋움체" w:eastAsia="돋움체" w:cs="돋움체"/>
+          <w:color w:val="000000"/>
+          <w:kern w:val="0"/>
+          <w:sz w:val="16"/>
+          <w:szCs w:val="16"/>
         </w:rPr>
         <w:t xml:space="preserve"> </w:t>
       </w:r>
@@ -7327,29 +7434,29 @@
           <w:color w:val="808080"/>
           <w:kern w:val="0"/>
           <w:sz w:val="16"/>
-          <w:szCs w:val="19"/>
-        </w:rPr>
-        <w:t>DayCountFlag</w:t>
-      </w:r>
-      <w:r>
-        <w:rPr>
-          <w:rFonts w:ascii="돋움체" w:eastAsia="돋움체" w:cs="돋움체"/>
-          <w:color w:val="000000"/>
-          <w:kern w:val="0"/>
-          <w:sz w:val="16"/>
-          <w:szCs w:val="19"/>
-        </w:rPr>
-        <w:t xml:space="preserve">,                  </w:t>
-      </w:r>
-      <w:r>
-        <w:rPr>
-          <w:rFonts w:ascii="돋움체" w:eastAsia="돋움체" w:cs="돋움체"/>
-          <w:color w:val="008000"/>
-          <w:kern w:val="0"/>
-          <w:sz w:val="16"/>
-          <w:szCs w:val="19"/>
-        </w:rPr>
-        <w:t>// 0: Act/365 1:Act/360</w:t>
+          <w:szCs w:val="16"/>
+        </w:rPr>
+        <w:t>SpotPrice</w:t>
+      </w:r>
+      <w:r>
+        <w:rPr>
+          <w:rFonts w:ascii="돋움체" w:eastAsia="돋움체" w:cs="돋움체"/>
+          <w:color w:val="000000"/>
+          <w:kern w:val="0"/>
+          <w:sz w:val="16"/>
+          <w:szCs w:val="16"/>
+        </w:rPr>
+        <w:t xml:space="preserve">,                   </w:t>
+      </w:r>
+      <w:r>
+        <w:rPr>
+          <w:rFonts w:ascii="돋움체" w:eastAsia="돋움체" w:cs="돋움체"/>
+          <w:color w:val="008000"/>
+          <w:kern w:val="0"/>
+          <w:sz w:val="16"/>
+          <w:szCs w:val="16"/>
+        </w:rPr>
+        <w:t>// Spot Price if Using SwapPoint</w:t>
       </w:r>
     </w:p>
     <w:p>
@@ -7363,16 +7470,16 @@
           <w:color w:val="000000"/>
           <w:kern w:val="0"/>
           <w:sz w:val="16"/>
-          <w:szCs w:val="19"/>
-        </w:rPr>
-      </w:pPr>
-      <w:r>
-        <w:rPr>
-          <w:rFonts w:ascii="돋움체" w:eastAsia="돋움체" w:cs="돋움체"/>
-          <w:color w:val="000000"/>
-          <w:kern w:val="0"/>
-          <w:sz w:val="16"/>
-          <w:szCs w:val="19"/>
+          <w:szCs w:val="16"/>
+        </w:rPr>
+      </w:pPr>
+      <w:r>
+        <w:rPr>
+          <w:rFonts w:ascii="돋움체" w:eastAsia="돋움체" w:cs="돋움체"/>
+          <w:color w:val="000000"/>
+          <w:kern w:val="0"/>
+          <w:sz w:val="16"/>
+          <w:szCs w:val="16"/>
         </w:rPr>
         <w:t xml:space="preserve">    </w:t>
       </w:r>
@@ -7382,17 +7489,17 @@
           <w:color w:val="0000FF"/>
           <w:kern w:val="0"/>
           <w:sz w:val="16"/>
-          <w:szCs w:val="19"/>
-        </w:rPr>
-        <w:t>long</w:t>
-      </w:r>
-      <w:r>
-        <w:rPr>
-          <w:rFonts w:ascii="돋움체" w:eastAsia="돋움체" w:cs="돋움체"/>
-          <w:color w:val="000000"/>
-          <w:kern w:val="0"/>
-          <w:sz w:val="16"/>
-          <w:szCs w:val="19"/>
+          <w:szCs w:val="16"/>
+        </w:rPr>
+        <w:t>double</w:t>
+      </w:r>
+      <w:r>
+        <w:rPr>
+          <w:rFonts w:ascii="돋움체" w:eastAsia="돋움체" w:cs="돋움체"/>
+          <w:color w:val="000000"/>
+          <w:kern w:val="0"/>
+          <w:sz w:val="16"/>
+          <w:szCs w:val="16"/>
         </w:rPr>
         <w:t xml:space="preserve"> </w:t>
       </w:r>
@@ -7402,49 +7509,29 @@
           <w:color w:val="808080"/>
           <w:kern w:val="0"/>
           <w:sz w:val="16"/>
-          <w:szCs w:val="19"/>
-        </w:rPr>
-        <w:t>RefRateType</w:t>
-      </w:r>
-      <w:r>
-        <w:rPr>
-          <w:rFonts w:ascii="돋움체" w:eastAsia="돋움체" w:cs="돋움체"/>
-          <w:color w:val="000000"/>
-          <w:kern w:val="0"/>
-          <w:sz w:val="16"/>
-          <w:szCs w:val="19"/>
-        </w:rPr>
-        <w:t xml:space="preserve">,                   </w:t>
-      </w:r>
-      <w:r>
-        <w:rPr>
-          <w:rFonts w:ascii="돋움체" w:eastAsia="돋움체" w:cs="돋움체"/>
-          <w:color w:val="008000"/>
-          <w:kern w:val="0"/>
-          <w:sz w:val="16"/>
-          <w:szCs w:val="19"/>
-        </w:rPr>
-        <w:t xml:space="preserve">// </w:t>
-      </w:r>
-      <w:r>
-        <w:rPr>
-          <w:rFonts w:ascii="돋움체" w:eastAsia="돋움체" w:cs="돋움체" w:hint="eastAsia"/>
-          <w:color w:val="008000"/>
-          <w:kern w:val="0"/>
-          <w:sz w:val="16"/>
-          <w:szCs w:val="19"/>
-        </w:rPr>
-        <w:t>기초금리타입</w:t>
-      </w:r>
-      <w:r>
-        <w:rPr>
-          <w:rFonts w:ascii="돋움체" w:eastAsia="돋움체" w:cs="돋움체"/>
-          <w:color w:val="008000"/>
-          <w:kern w:val="0"/>
-          <w:sz w:val="16"/>
-          <w:szCs w:val="19"/>
-        </w:rPr>
-        <w:t xml:space="preserve"> 0 LIBOR CD 1: SOFR</w:t>
+          <w:szCs w:val="16"/>
+        </w:rPr>
+        <w:t>SwapPointUnit</w:t>
+      </w:r>
+      <w:r>
+        <w:rPr>
+          <w:rFonts w:ascii="돋움체" w:eastAsia="돋움체" w:cs="돋움체"/>
+          <w:color w:val="000000"/>
+          <w:kern w:val="0"/>
+          <w:sz w:val="16"/>
+          <w:szCs w:val="16"/>
+        </w:rPr>
+        <w:t xml:space="preserve">,               </w:t>
+      </w:r>
+      <w:r>
+        <w:rPr>
+          <w:rFonts w:ascii="돋움체" w:eastAsia="돋움체" w:cs="돋움체"/>
+          <w:color w:val="008000"/>
+          <w:kern w:val="0"/>
+          <w:sz w:val="16"/>
+          <w:szCs w:val="16"/>
+        </w:rPr>
+        <w:t>// SwapPointUnit</w:t>
       </w:r>
     </w:p>
     <w:p>
@@ -7458,16 +7545,16 @@
           <w:color w:val="000000"/>
           <w:kern w:val="0"/>
           <w:sz w:val="16"/>
-          <w:szCs w:val="19"/>
-        </w:rPr>
-      </w:pPr>
-      <w:r>
-        <w:rPr>
-          <w:rFonts w:ascii="돋움체" w:eastAsia="돋움체" w:cs="돋움체"/>
-          <w:color w:val="000000"/>
-          <w:kern w:val="0"/>
-          <w:sz w:val="16"/>
-          <w:szCs w:val="19"/>
+          <w:szCs w:val="16"/>
+        </w:rPr>
+      </w:pPr>
+      <w:r>
+        <w:rPr>
+          <w:rFonts w:ascii="돋움체" w:eastAsia="돋움체" w:cs="돋움체"/>
+          <w:color w:val="000000"/>
+          <w:kern w:val="0"/>
+          <w:sz w:val="16"/>
+          <w:szCs w:val="16"/>
         </w:rPr>
         <w:t xml:space="preserve">    </w:t>
       </w:r>
@@ -7477,17 +7564,17 @@
           <w:color w:val="0000FF"/>
           <w:kern w:val="0"/>
           <w:sz w:val="16"/>
-          <w:szCs w:val="19"/>
-        </w:rPr>
-        <w:t>double</w:t>
-      </w:r>
-      <w:r>
-        <w:rPr>
-          <w:rFonts w:ascii="돋움체" w:eastAsia="돋움체" w:cs="돋움체"/>
-          <w:color w:val="000000"/>
-          <w:kern w:val="0"/>
-          <w:sz w:val="16"/>
-          <w:szCs w:val="19"/>
+          <w:szCs w:val="16"/>
+        </w:rPr>
+        <w:t>long</w:t>
+      </w:r>
+      <w:r>
+        <w:rPr>
+          <w:rFonts w:ascii="돋움체" w:eastAsia="돋움체" w:cs="돋움체"/>
+          <w:color w:val="000000"/>
+          <w:kern w:val="0"/>
+          <w:sz w:val="16"/>
+          <w:szCs w:val="16"/>
         </w:rPr>
         <w:t xml:space="preserve"> </w:t>
       </w:r>
@@ -7497,59 +7584,29 @@
           <w:color w:val="808080"/>
           <w:kern w:val="0"/>
           <w:sz w:val="16"/>
-          <w:szCs w:val="19"/>
-        </w:rPr>
-        <w:t>TodayONRate</w:t>
-      </w:r>
-      <w:r>
-        <w:rPr>
-          <w:rFonts w:ascii="돋움체" w:eastAsia="돋움체" w:cs="돋움체"/>
-          <w:color w:val="000000"/>
-          <w:kern w:val="0"/>
-          <w:sz w:val="16"/>
-          <w:szCs w:val="19"/>
-        </w:rPr>
-        <w:t xml:space="preserve">,                 </w:t>
-      </w:r>
-      <w:r>
-        <w:rPr>
-          <w:rFonts w:ascii="돋움체" w:eastAsia="돋움체" w:cs="돋움체"/>
-          <w:color w:val="008000"/>
-          <w:kern w:val="0"/>
-          <w:sz w:val="16"/>
-          <w:szCs w:val="19"/>
-        </w:rPr>
-        <w:t xml:space="preserve">// </w:t>
-      </w:r>
-      <w:r>
-        <w:rPr>
-          <w:rFonts w:ascii="돋움체" w:eastAsia="돋움체" w:cs="돋움체" w:hint="eastAsia"/>
-          <w:color w:val="008000"/>
-          <w:kern w:val="0"/>
-          <w:sz w:val="16"/>
-          <w:szCs w:val="19"/>
-        </w:rPr>
-        <w:t>오늘</w:t>
-      </w:r>
-      <w:r>
-        <w:rPr>
-          <w:rFonts w:ascii="돋움체" w:eastAsia="돋움체" w:cs="돋움체"/>
-          <w:color w:val="008000"/>
-          <w:kern w:val="0"/>
-          <w:sz w:val="16"/>
-          <w:szCs w:val="19"/>
-        </w:rPr>
-        <w:t xml:space="preserve"> </w:t>
-      </w:r>
-      <w:r>
-        <w:rPr>
-          <w:rFonts w:ascii="돋움체" w:eastAsia="돋움체" w:cs="돋움체" w:hint="eastAsia"/>
-          <w:color w:val="008000"/>
-          <w:kern w:val="0"/>
-          <w:sz w:val="16"/>
-          <w:szCs w:val="19"/>
-        </w:rPr>
-        <w:t>오버나이트금리</w:t>
+          <w:szCs w:val="16"/>
+        </w:rPr>
+        <w:t>NationFlag</w:t>
+      </w:r>
+      <w:r>
+        <w:rPr>
+          <w:rFonts w:ascii="돋움체" w:eastAsia="돋움체" w:cs="돋움체"/>
+          <w:color w:val="000000"/>
+          <w:kern w:val="0"/>
+          <w:sz w:val="16"/>
+          <w:szCs w:val="16"/>
+        </w:rPr>
+        <w:t xml:space="preserve">,                    </w:t>
+      </w:r>
+      <w:r>
+        <w:rPr>
+          <w:rFonts w:ascii="돋움체" w:eastAsia="돋움체" w:cs="돋움체"/>
+          <w:color w:val="008000"/>
+          <w:kern w:val="0"/>
+          <w:sz w:val="16"/>
+          <w:szCs w:val="16"/>
+        </w:rPr>
+        <w:t>// Currency 0: KRW, 1: USD, 2: GBP, -1: Custom(AdditionalHolidays Self Input)</w:t>
       </w:r>
     </w:p>
     <w:p>
@@ -7563,16 +7620,16 @@
           <w:color w:val="000000"/>
           <w:kern w:val="0"/>
           <w:sz w:val="16"/>
-          <w:szCs w:val="19"/>
-        </w:rPr>
-      </w:pPr>
-      <w:r>
-        <w:rPr>
-          <w:rFonts w:ascii="돋움체" w:eastAsia="돋움체" w:cs="돋움체"/>
-          <w:color w:val="000000"/>
-          <w:kern w:val="0"/>
-          <w:sz w:val="16"/>
-          <w:szCs w:val="19"/>
+          <w:szCs w:val="16"/>
+        </w:rPr>
+      </w:pPr>
+      <w:r>
+        <w:rPr>
+          <w:rFonts w:ascii="돋움체" w:eastAsia="돋움체" w:cs="돋움체"/>
+          <w:color w:val="000000"/>
+          <w:kern w:val="0"/>
+          <w:sz w:val="16"/>
+          <w:szCs w:val="16"/>
         </w:rPr>
         <w:t xml:space="preserve">    </w:t>
       </w:r>
@@ -7582,7 +7639,7 @@
           <w:color w:val="0000FF"/>
           <w:kern w:val="0"/>
           <w:sz w:val="16"/>
-          <w:szCs w:val="19"/>
+          <w:szCs w:val="16"/>
         </w:rPr>
         <w:t>long</w:t>
       </w:r>
@@ -7592,7 +7649,7 @@
           <w:color w:val="000000"/>
           <w:kern w:val="0"/>
           <w:sz w:val="16"/>
-          <w:szCs w:val="19"/>
+          <w:szCs w:val="16"/>
         </w:rPr>
         <w:t xml:space="preserve"> </w:t>
       </w:r>
@@ -7602,59 +7659,29 @@
           <w:color w:val="808080"/>
           <w:kern w:val="0"/>
           <w:sz w:val="16"/>
-          <w:szCs w:val="19"/>
-        </w:rPr>
-        <w:t>NOverNightHistory</w:t>
-      </w:r>
-      <w:r>
-        <w:rPr>
-          <w:rFonts w:ascii="돋움체" w:eastAsia="돋움체" w:cs="돋움체"/>
-          <w:color w:val="000000"/>
-          <w:kern w:val="0"/>
-          <w:sz w:val="16"/>
-          <w:szCs w:val="19"/>
-        </w:rPr>
-        <w:t xml:space="preserve">,             </w:t>
-      </w:r>
-      <w:r>
-        <w:rPr>
-          <w:rFonts w:ascii="돋움체" w:eastAsia="돋움체" w:cs="돋움체"/>
-          <w:color w:val="008000"/>
-          <w:kern w:val="0"/>
-          <w:sz w:val="16"/>
-          <w:szCs w:val="19"/>
-        </w:rPr>
-        <w:t xml:space="preserve">// </w:t>
-      </w:r>
-      <w:r>
-        <w:rPr>
-          <w:rFonts w:ascii="돋움체" w:eastAsia="돋움체" w:cs="돋움체" w:hint="eastAsia"/>
-          <w:color w:val="008000"/>
-          <w:kern w:val="0"/>
-          <w:sz w:val="16"/>
-          <w:szCs w:val="19"/>
-        </w:rPr>
-        <w:t>오버나이트금리</w:t>
-      </w:r>
-      <w:r>
-        <w:rPr>
-          <w:rFonts w:ascii="돋움체" w:eastAsia="돋움체" w:cs="돋움체"/>
-          <w:color w:val="008000"/>
-          <w:kern w:val="0"/>
-          <w:sz w:val="16"/>
-          <w:szCs w:val="19"/>
-        </w:rPr>
-        <w:t xml:space="preserve"> </w:t>
-      </w:r>
-      <w:r>
-        <w:rPr>
-          <w:rFonts w:ascii="돋움체" w:eastAsia="돋움체" w:cs="돋움체" w:hint="eastAsia"/>
-          <w:color w:val="008000"/>
-          <w:kern w:val="0"/>
-          <w:sz w:val="16"/>
-          <w:szCs w:val="19"/>
-        </w:rPr>
-        <w:t>히스토리개수</w:t>
+          <w:szCs w:val="16"/>
+        </w:rPr>
+        <w:t>NAdditionalHoliday</w:t>
+      </w:r>
+      <w:r>
+        <w:rPr>
+          <w:rFonts w:ascii="돋움체" w:eastAsia="돋움체" w:cs="돋움체"/>
+          <w:color w:val="000000"/>
+          <w:kern w:val="0"/>
+          <w:sz w:val="16"/>
+          <w:szCs w:val="16"/>
+        </w:rPr>
+        <w:t xml:space="preserve">,            </w:t>
+      </w:r>
+      <w:r>
+        <w:rPr>
+          <w:rFonts w:ascii="돋움체" w:eastAsia="돋움체" w:cs="돋움체"/>
+          <w:color w:val="008000"/>
+          <w:kern w:val="0"/>
+          <w:sz w:val="16"/>
+          <w:szCs w:val="16"/>
+        </w:rPr>
+        <w:t>// Additional Holidays Number</w:t>
       </w:r>
     </w:p>
     <w:p>
@@ -7668,7 +7695,7 @@
           <w:color w:val="000000"/>
           <w:kern w:val="0"/>
           <w:sz w:val="16"/>
-          <w:szCs w:val="19"/>
+          <w:szCs w:val="16"/>
         </w:rPr>
       </w:pPr>
     </w:p>
@@ -7683,16 +7710,16 @@
           <w:color w:val="000000"/>
           <w:kern w:val="0"/>
           <w:sz w:val="16"/>
-          <w:szCs w:val="19"/>
-        </w:rPr>
-      </w:pPr>
-      <w:r>
-        <w:rPr>
-          <w:rFonts w:ascii="돋움체" w:eastAsia="돋움체" w:cs="돋움체"/>
-          <w:color w:val="000000"/>
-          <w:kern w:val="0"/>
-          <w:sz w:val="16"/>
-          <w:szCs w:val="19"/>
+          <w:szCs w:val="16"/>
+        </w:rPr>
+      </w:pPr>
+      <w:r>
+        <w:rPr>
+          <w:rFonts w:ascii="돋움체" w:eastAsia="돋움체" w:cs="돋움체"/>
+          <w:color w:val="000000"/>
+          <w:kern w:val="0"/>
+          <w:sz w:val="16"/>
+          <w:szCs w:val="16"/>
         </w:rPr>
         <w:t xml:space="preserve">    </w:t>
       </w:r>
@@ -7702,7 +7729,7 @@
           <w:color w:val="0000FF"/>
           <w:kern w:val="0"/>
           <w:sz w:val="16"/>
-          <w:szCs w:val="19"/>
+          <w:szCs w:val="16"/>
         </w:rPr>
         <w:t>long</w:t>
       </w:r>
@@ -7712,7 +7739,7 @@
           <w:color w:val="000000"/>
           <w:kern w:val="0"/>
           <w:sz w:val="16"/>
-          <w:szCs w:val="19"/>
+          <w:szCs w:val="16"/>
         </w:rPr>
         <w:t xml:space="preserve">* </w:t>
       </w:r>
@@ -7722,79 +7749,29 @@
           <w:color w:val="808080"/>
           <w:kern w:val="0"/>
           <w:sz w:val="16"/>
-          <w:szCs w:val="19"/>
-        </w:rPr>
-        <w:t>OverNightHistoryExlDate</w:t>
-      </w:r>
-      <w:r>
-        <w:rPr>
-          <w:rFonts w:ascii="돋움체" w:eastAsia="돋움체" w:cs="돋움체"/>
-          <w:color w:val="000000"/>
-          <w:kern w:val="0"/>
-          <w:sz w:val="16"/>
-          <w:szCs w:val="19"/>
-        </w:rPr>
-        <w:t xml:space="preserve">,      </w:t>
-      </w:r>
-      <w:r>
-        <w:rPr>
-          <w:rFonts w:ascii="돋움체" w:eastAsia="돋움체" w:cs="돋움체"/>
-          <w:color w:val="008000"/>
-          <w:kern w:val="0"/>
-          <w:sz w:val="16"/>
-          <w:szCs w:val="19"/>
-        </w:rPr>
-        <w:t xml:space="preserve">// </w:t>
-      </w:r>
-      <w:r>
-        <w:rPr>
-          <w:rFonts w:ascii="돋움체" w:eastAsia="돋움체" w:cs="돋움체" w:hint="eastAsia"/>
-          <w:color w:val="008000"/>
-          <w:kern w:val="0"/>
-          <w:sz w:val="16"/>
-          <w:szCs w:val="19"/>
-        </w:rPr>
-        <w:t>오버나이트금리</w:t>
-      </w:r>
-      <w:r>
-        <w:rPr>
-          <w:rFonts w:ascii="돋움체" w:eastAsia="돋움체" w:cs="돋움체"/>
-          <w:color w:val="008000"/>
-          <w:kern w:val="0"/>
-          <w:sz w:val="16"/>
-          <w:szCs w:val="19"/>
-        </w:rPr>
-        <w:t xml:space="preserve"> </w:t>
-      </w:r>
-      <w:r>
-        <w:rPr>
-          <w:rFonts w:ascii="돋움체" w:eastAsia="돋움체" w:cs="돋움체" w:hint="eastAsia"/>
-          <w:color w:val="008000"/>
-          <w:kern w:val="0"/>
-          <w:sz w:val="16"/>
-          <w:szCs w:val="19"/>
-        </w:rPr>
-        <w:t>히스토리</w:t>
-      </w:r>
-      <w:r>
-        <w:rPr>
-          <w:rFonts w:ascii="돋움체" w:eastAsia="돋움체" w:cs="돋움체"/>
-          <w:color w:val="008000"/>
-          <w:kern w:val="0"/>
-          <w:sz w:val="16"/>
-          <w:szCs w:val="19"/>
-        </w:rPr>
-        <w:t xml:space="preserve"> </w:t>
-      </w:r>
-      <w:r>
-        <w:rPr>
-          <w:rFonts w:ascii="돋움체" w:eastAsia="돋움체" w:cs="돋움체" w:hint="eastAsia"/>
-          <w:color w:val="008000"/>
-          <w:kern w:val="0"/>
-          <w:sz w:val="16"/>
-          <w:szCs w:val="19"/>
-        </w:rPr>
-        <w:t>엑셀날짜</w:t>
+          <w:szCs w:val="16"/>
+        </w:rPr>
+        <w:t>AdditionalHolidays</w:t>
+      </w:r>
+      <w:r>
+        <w:rPr>
+          <w:rFonts w:ascii="돋움체" w:eastAsia="돋움체" w:cs="돋움체"/>
+          <w:color w:val="000000"/>
+          <w:kern w:val="0"/>
+          <w:sz w:val="16"/>
+          <w:szCs w:val="16"/>
+        </w:rPr>
+        <w:t xml:space="preserve">,           </w:t>
+      </w:r>
+      <w:r>
+        <w:rPr>
+          <w:rFonts w:ascii="돋움체" w:eastAsia="돋움체" w:cs="돋움체"/>
+          <w:color w:val="008000"/>
+          <w:kern w:val="0"/>
+          <w:sz w:val="16"/>
+          <w:szCs w:val="16"/>
+        </w:rPr>
+        <w:t>// Additional Holidays Array</w:t>
       </w:r>
     </w:p>
     <w:p>
@@ -7808,16 +7785,16 @@
           <w:color w:val="000000"/>
           <w:kern w:val="0"/>
           <w:sz w:val="16"/>
-          <w:szCs w:val="19"/>
-        </w:rPr>
-      </w:pPr>
-      <w:r>
-        <w:rPr>
-          <w:rFonts w:ascii="돋움체" w:eastAsia="돋움체" w:cs="돋움체"/>
-          <w:color w:val="000000"/>
-          <w:kern w:val="0"/>
-          <w:sz w:val="16"/>
-          <w:szCs w:val="19"/>
+          <w:szCs w:val="16"/>
+        </w:rPr>
+      </w:pPr>
+      <w:r>
+        <w:rPr>
+          <w:rFonts w:ascii="돋움체" w:eastAsia="돋움체" w:cs="돋움체"/>
+          <w:color w:val="000000"/>
+          <w:kern w:val="0"/>
+          <w:sz w:val="16"/>
+          <w:szCs w:val="16"/>
         </w:rPr>
         <w:t xml:space="preserve">    </w:t>
       </w:r>
@@ -7827,19 +7804,19 @@
           <w:color w:val="0000FF"/>
           <w:kern w:val="0"/>
           <w:sz w:val="16"/>
-          <w:szCs w:val="19"/>
-        </w:rPr>
-        <w:t>double</w:t>
-      </w:r>
-      <w:r>
-        <w:rPr>
-          <w:rFonts w:ascii="돋움체" w:eastAsia="돋움체" w:cs="돋움체"/>
-          <w:color w:val="000000"/>
-          <w:kern w:val="0"/>
-          <w:sz w:val="16"/>
-          <w:szCs w:val="19"/>
-        </w:rPr>
-        <w:t xml:space="preserve">* </w:t>
+          <w:szCs w:val="16"/>
+        </w:rPr>
+        <w:t>long</w:t>
+      </w:r>
+      <w:r>
+        <w:rPr>
+          <w:rFonts w:ascii="돋움체" w:eastAsia="돋움체" w:cs="돋움체"/>
+          <w:color w:val="000000"/>
+          <w:kern w:val="0"/>
+          <w:sz w:val="16"/>
+          <w:szCs w:val="16"/>
+        </w:rPr>
+        <w:t xml:space="preserve"> </w:t>
       </w:r>
       <w:r>
         <w:rPr>
@@ -7847,79 +7824,29 @@
           <w:color w:val="808080"/>
           <w:kern w:val="0"/>
           <w:sz w:val="16"/>
-          <w:szCs w:val="19"/>
-        </w:rPr>
-        <w:t>OverNightHistoryRate</w:t>
-      </w:r>
-      <w:r>
-        <w:rPr>
-          <w:rFonts w:ascii="돋움체" w:eastAsia="돋움체" w:cs="돋움체"/>
-          <w:color w:val="000000"/>
-          <w:kern w:val="0"/>
-          <w:sz w:val="16"/>
-          <w:szCs w:val="19"/>
-        </w:rPr>
-        <w:t xml:space="preserve">,       </w:t>
-      </w:r>
-      <w:r>
-        <w:rPr>
-          <w:rFonts w:ascii="돋움체" w:eastAsia="돋움체" w:cs="돋움체"/>
-          <w:color w:val="008000"/>
-          <w:kern w:val="0"/>
-          <w:sz w:val="16"/>
-          <w:szCs w:val="19"/>
-        </w:rPr>
-        <w:t xml:space="preserve">// </w:t>
-      </w:r>
-      <w:r>
-        <w:rPr>
-          <w:rFonts w:ascii="돋움체" w:eastAsia="돋움체" w:cs="돋움체" w:hint="eastAsia"/>
-          <w:color w:val="008000"/>
-          <w:kern w:val="0"/>
-          <w:sz w:val="16"/>
-          <w:szCs w:val="19"/>
-        </w:rPr>
-        <w:t>오버나이트금리</w:t>
-      </w:r>
-      <w:r>
-        <w:rPr>
-          <w:rFonts w:ascii="돋움체" w:eastAsia="돋움체" w:cs="돋움체"/>
-          <w:color w:val="008000"/>
-          <w:kern w:val="0"/>
-          <w:sz w:val="16"/>
-          <w:szCs w:val="19"/>
-        </w:rPr>
-        <w:t xml:space="preserve"> </w:t>
-      </w:r>
-      <w:r>
-        <w:rPr>
-          <w:rFonts w:ascii="돋움체" w:eastAsia="돋움체" w:cs="돋움체" w:hint="eastAsia"/>
-          <w:color w:val="008000"/>
-          <w:kern w:val="0"/>
-          <w:sz w:val="16"/>
-          <w:szCs w:val="19"/>
-        </w:rPr>
-        <w:t>히스토리</w:t>
-      </w:r>
-      <w:r>
-        <w:rPr>
-          <w:rFonts w:ascii="돋움체" w:eastAsia="돋움체" w:cs="돋움체"/>
-          <w:color w:val="008000"/>
-          <w:kern w:val="0"/>
-          <w:sz w:val="16"/>
-          <w:szCs w:val="19"/>
-        </w:rPr>
-        <w:t xml:space="preserve"> </w:t>
-      </w:r>
-      <w:r>
-        <w:rPr>
-          <w:rFonts w:ascii="돋움체" w:eastAsia="돋움체" w:cs="돋움체" w:hint="eastAsia"/>
-          <w:color w:val="008000"/>
-          <w:kern w:val="0"/>
-          <w:sz w:val="16"/>
-          <w:szCs w:val="19"/>
-        </w:rPr>
-        <w:t>이자율</w:t>
+          <w:szCs w:val="16"/>
+        </w:rPr>
+        <w:t>DayCountFlag</w:t>
+      </w:r>
+      <w:r>
+        <w:rPr>
+          <w:rFonts w:ascii="돋움체" w:eastAsia="돋움체" w:cs="돋움체"/>
+          <w:color w:val="000000"/>
+          <w:kern w:val="0"/>
+          <w:sz w:val="16"/>
+          <w:szCs w:val="16"/>
+        </w:rPr>
+        <w:t xml:space="preserve">,                  </w:t>
+      </w:r>
+      <w:r>
+        <w:rPr>
+          <w:rFonts w:ascii="돋움체" w:eastAsia="돋움체" w:cs="돋움체"/>
+          <w:color w:val="008000"/>
+          <w:kern w:val="0"/>
+          <w:sz w:val="16"/>
+          <w:szCs w:val="16"/>
+        </w:rPr>
+        <w:t>// 0 : Act365, 1: Act360 2: ActAct 3:30/360</w:t>
       </w:r>
     </w:p>
     <w:p>
@@ -7933,16 +7860,16 @@
           <w:color w:val="000000"/>
           <w:kern w:val="0"/>
           <w:sz w:val="16"/>
-          <w:szCs w:val="19"/>
-        </w:rPr>
-      </w:pPr>
-      <w:r>
-        <w:rPr>
-          <w:rFonts w:ascii="돋움체" w:eastAsia="돋움체" w:cs="돋움체"/>
-          <w:color w:val="000000"/>
-          <w:kern w:val="0"/>
-          <w:sz w:val="16"/>
-          <w:szCs w:val="19"/>
+          <w:szCs w:val="16"/>
+        </w:rPr>
+      </w:pPr>
+      <w:r>
+        <w:rPr>
+          <w:rFonts w:ascii="돋움체" w:eastAsia="돋움체" w:cs="돋움체"/>
+          <w:color w:val="000000"/>
+          <w:kern w:val="0"/>
+          <w:sz w:val="16"/>
+          <w:szCs w:val="16"/>
         </w:rPr>
         <w:t xml:space="preserve">    </w:t>
       </w:r>
@@ -7952,7 +7879,7 @@
           <w:color w:val="0000FF"/>
           <w:kern w:val="0"/>
           <w:sz w:val="16"/>
-          <w:szCs w:val="19"/>
+          <w:szCs w:val="16"/>
         </w:rPr>
         <w:t>long</w:t>
       </w:r>
@@ -7962,9 +7889,9 @@
           <w:color w:val="000000"/>
           <w:kern w:val="0"/>
           <w:sz w:val="16"/>
-          <w:szCs w:val="19"/>
-        </w:rPr>
-        <w:t xml:space="preserve"> </w:t>
+          <w:szCs w:val="16"/>
+        </w:rPr>
+        <w:t xml:space="preserve">* </w:t>
       </w:r>
       <w:r>
         <w:rPr>
@@ -7972,29 +7899,29 @@
           <w:color w:val="808080"/>
           <w:kern w:val="0"/>
           <w:sz w:val="16"/>
-          <w:szCs w:val="19"/>
-        </w:rPr>
-        <w:t>LockOutDays</w:t>
-      </w:r>
-      <w:r>
-        <w:rPr>
-          <w:rFonts w:ascii="돋움체" w:eastAsia="돋움체" w:cs="돋움체"/>
-          <w:color w:val="000000"/>
-          <w:kern w:val="0"/>
-          <w:sz w:val="16"/>
-          <w:szCs w:val="19"/>
-        </w:rPr>
-        <w:t xml:space="preserve">,                   </w:t>
-      </w:r>
-      <w:r>
-        <w:rPr>
-          <w:rFonts w:ascii="돋움체" w:eastAsia="돋움체" w:cs="돋움체"/>
-          <w:color w:val="008000"/>
-          <w:kern w:val="0"/>
-          <w:sz w:val="16"/>
-          <w:szCs w:val="19"/>
-        </w:rPr>
-        <w:t>// LockOutDay</w:t>
+          <w:szCs w:val="16"/>
+        </w:rPr>
+        <w:t>RefRateType</w:t>
+      </w:r>
+      <w:r>
+        <w:rPr>
+          <w:rFonts w:ascii="돋움체" w:eastAsia="돋움체" w:cs="돋움체"/>
+          <w:color w:val="000000"/>
+          <w:kern w:val="0"/>
+          <w:sz w:val="16"/>
+          <w:szCs w:val="16"/>
+        </w:rPr>
+        <w:t xml:space="preserve">,                  </w:t>
+      </w:r>
+      <w:r>
+        <w:rPr>
+          <w:rFonts w:ascii="돋움체" w:eastAsia="돋움체" w:cs="돋움체"/>
+          <w:color w:val="008000"/>
+          <w:kern w:val="0"/>
+          <w:sz w:val="16"/>
+          <w:szCs w:val="16"/>
+        </w:rPr>
+        <w:t xml:space="preserve">// [0] Domestic [1] Foreign Estimation 0: CD, LIBOR, 1: SOFR, SONIA etc.. Array Length = 2 </w:t>
       </w:r>
     </w:p>
     <w:p>
@@ -8008,16 +7935,16 @@
           <w:color w:val="000000"/>
           <w:kern w:val="0"/>
           <w:sz w:val="16"/>
-          <w:szCs w:val="19"/>
-        </w:rPr>
-      </w:pPr>
-      <w:r>
-        <w:rPr>
-          <w:rFonts w:ascii="돋움체" w:eastAsia="돋움체" w:cs="돋움체"/>
-          <w:color w:val="000000"/>
-          <w:kern w:val="0"/>
-          <w:sz w:val="16"/>
-          <w:szCs w:val="19"/>
+          <w:szCs w:val="16"/>
+        </w:rPr>
+      </w:pPr>
+      <w:r>
+        <w:rPr>
+          <w:rFonts w:ascii="돋움체" w:eastAsia="돋움체" w:cs="돋움체"/>
+          <w:color w:val="000000"/>
+          <w:kern w:val="0"/>
+          <w:sz w:val="16"/>
+          <w:szCs w:val="16"/>
         </w:rPr>
         <w:t xml:space="preserve">    </w:t>
       </w:r>
@@ -8027,7 +7954,7 @@
           <w:color w:val="0000FF"/>
           <w:kern w:val="0"/>
           <w:sz w:val="16"/>
-          <w:szCs w:val="19"/>
+          <w:szCs w:val="16"/>
         </w:rPr>
         <w:t>long</w:t>
       </w:r>
@@ -8037,7 +7964,7 @@
           <w:color w:val="000000"/>
           <w:kern w:val="0"/>
           <w:sz w:val="16"/>
-          <w:szCs w:val="19"/>
+          <w:szCs w:val="16"/>
         </w:rPr>
         <w:t xml:space="preserve"> </w:t>
       </w:r>
@@ -8047,29 +7974,29 @@
           <w:color w:val="808080"/>
           <w:kern w:val="0"/>
           <w:sz w:val="16"/>
-          <w:szCs w:val="19"/>
-        </w:rPr>
-        <w:t>LookBackDays</w:t>
-      </w:r>
-      <w:r>
-        <w:rPr>
-          <w:rFonts w:ascii="돋움체" w:eastAsia="돋움체" w:cs="돋움체"/>
-          <w:color w:val="000000"/>
-          <w:kern w:val="0"/>
-          <w:sz w:val="16"/>
-          <w:szCs w:val="19"/>
-        </w:rPr>
-        <w:t xml:space="preserve">,                  </w:t>
-      </w:r>
-      <w:r>
-        <w:rPr>
-          <w:rFonts w:ascii="돋움체" w:eastAsia="돋움체" w:cs="돋움체"/>
-          <w:color w:val="008000"/>
-          <w:kern w:val="0"/>
-          <w:sz w:val="16"/>
-          <w:szCs w:val="19"/>
-        </w:rPr>
-        <w:t>// LookBackDay</w:t>
+          <w:szCs w:val="16"/>
+        </w:rPr>
+        <w:t>NZeroTermFore</w:t>
+      </w:r>
+      <w:r>
+        <w:rPr>
+          <w:rFonts w:ascii="돋움체" w:eastAsia="돋움체" w:cs="돋움체"/>
+          <w:color w:val="000000"/>
+          <w:kern w:val="0"/>
+          <w:sz w:val="16"/>
+          <w:szCs w:val="16"/>
+        </w:rPr>
+        <w:t xml:space="preserve">,                 </w:t>
+      </w:r>
+      <w:r>
+        <w:rPr>
+          <w:rFonts w:ascii="돋움체" w:eastAsia="돋움체" w:cs="돋움체"/>
+          <w:color w:val="008000"/>
+          <w:kern w:val="0"/>
+          <w:sz w:val="16"/>
+          <w:szCs w:val="16"/>
+        </w:rPr>
+        <w:t>// SOFR Curve Number (Currency Swap)</w:t>
       </w:r>
     </w:p>
     <w:p>
@@ -8083,16 +8010,16 @@
           <w:color w:val="000000"/>
           <w:kern w:val="0"/>
           <w:sz w:val="16"/>
-          <w:szCs w:val="19"/>
-        </w:rPr>
-      </w:pPr>
-      <w:r>
-        <w:rPr>
-          <w:rFonts w:ascii="돋움체" w:eastAsia="돋움체" w:cs="돋움체"/>
-          <w:color w:val="000000"/>
-          <w:kern w:val="0"/>
-          <w:sz w:val="16"/>
-          <w:szCs w:val="19"/>
+          <w:szCs w:val="16"/>
+        </w:rPr>
+      </w:pPr>
+      <w:r>
+        <w:rPr>
+          <w:rFonts w:ascii="돋움체" w:eastAsia="돋움체" w:cs="돋움체"/>
+          <w:color w:val="000000"/>
+          <w:kern w:val="0"/>
+          <w:sz w:val="16"/>
+          <w:szCs w:val="16"/>
         </w:rPr>
         <w:t xml:space="preserve">    </w:t>
       </w:r>
@@ -8102,19 +8029,19 @@
           <w:color w:val="0000FF"/>
           <w:kern w:val="0"/>
           <w:sz w:val="16"/>
-          <w:szCs w:val="19"/>
-        </w:rPr>
-        <w:t>long</w:t>
-      </w:r>
-      <w:r>
-        <w:rPr>
-          <w:rFonts w:ascii="돋움체" w:eastAsia="돋움체" w:cs="돋움체"/>
-          <w:color w:val="000000"/>
-          <w:kern w:val="0"/>
-          <w:sz w:val="16"/>
-          <w:szCs w:val="19"/>
-        </w:rPr>
-        <w:t xml:space="preserve"> </w:t>
+          <w:szCs w:val="16"/>
+        </w:rPr>
+        <w:t>double</w:t>
+      </w:r>
+      <w:r>
+        <w:rPr>
+          <w:rFonts w:ascii="돋움체" w:eastAsia="돋움체" w:cs="돋움체"/>
+          <w:color w:val="000000"/>
+          <w:kern w:val="0"/>
+          <w:sz w:val="16"/>
+          <w:szCs w:val="16"/>
+        </w:rPr>
+        <w:t xml:space="preserve">* </w:t>
       </w:r>
       <w:r>
         <w:rPr>
@@ -8122,19 +8049,29 @@
           <w:color w:val="808080"/>
           <w:kern w:val="0"/>
           <w:sz w:val="16"/>
-          <w:szCs w:val="19"/>
-        </w:rPr>
-        <w:t>ObservShiftFlag</w:t>
-      </w:r>
-      <w:r>
-        <w:rPr>
-          <w:rFonts w:ascii="돋움체" w:eastAsia="돋움체" w:cs="돋움체"/>
-          <w:color w:val="000000"/>
-          <w:kern w:val="0"/>
-          <w:sz w:val="16"/>
-          <w:szCs w:val="19"/>
-        </w:rPr>
-        <w:t>,</w:t>
+          <w:szCs w:val="16"/>
+        </w:rPr>
+        <w:t>ZeroTermFore</w:t>
+      </w:r>
+      <w:r>
+        <w:rPr>
+          <w:rFonts w:ascii="돋움체" w:eastAsia="돋움체" w:cs="돋움체"/>
+          <w:color w:val="000000"/>
+          <w:kern w:val="0"/>
+          <w:sz w:val="16"/>
+          <w:szCs w:val="16"/>
+        </w:rPr>
+        <w:t xml:space="preserve">,               </w:t>
+      </w:r>
+      <w:r>
+        <w:rPr>
+          <w:rFonts w:ascii="돋움체" w:eastAsia="돋움체" w:cs="돋움체"/>
+          <w:color w:val="008000"/>
+          <w:kern w:val="0"/>
+          <w:sz w:val="16"/>
+          <w:szCs w:val="16"/>
+        </w:rPr>
+        <w:t>// SOFR Curve Term</w:t>
       </w:r>
     </w:p>
     <w:p>
@@ -8148,7 +8085,7 @@
           <w:color w:val="000000"/>
           <w:kern w:val="0"/>
           <w:sz w:val="16"/>
-          <w:szCs w:val="19"/>
+          <w:szCs w:val="16"/>
         </w:rPr>
       </w:pPr>
     </w:p>
@@ -8163,16 +8100,16 @@
           <w:color w:val="000000"/>
           <w:kern w:val="0"/>
           <w:sz w:val="16"/>
-          <w:szCs w:val="19"/>
-        </w:rPr>
-      </w:pPr>
-      <w:r>
-        <w:rPr>
-          <w:rFonts w:ascii="돋움체" w:eastAsia="돋움체" w:cs="돋움체"/>
-          <w:color w:val="000000"/>
-          <w:kern w:val="0"/>
-          <w:sz w:val="16"/>
-          <w:szCs w:val="19"/>
+          <w:szCs w:val="16"/>
+        </w:rPr>
+      </w:pPr>
+      <w:r>
+        <w:rPr>
+          <w:rFonts w:ascii="돋움체" w:eastAsia="돋움체" w:cs="돋움체"/>
+          <w:color w:val="000000"/>
+          <w:kern w:val="0"/>
+          <w:sz w:val="16"/>
+          <w:szCs w:val="16"/>
         </w:rPr>
         <w:t xml:space="preserve">    </w:t>
       </w:r>
@@ -8182,19 +8119,19 @@
           <w:color w:val="0000FF"/>
           <w:kern w:val="0"/>
           <w:sz w:val="16"/>
-          <w:szCs w:val="19"/>
-        </w:rPr>
-        <w:t>long</w:t>
-      </w:r>
-      <w:r>
-        <w:rPr>
-          <w:rFonts w:ascii="돋움체" w:eastAsia="돋움체" w:cs="돋움체"/>
-          <w:color w:val="000000"/>
-          <w:kern w:val="0"/>
-          <w:sz w:val="16"/>
-          <w:szCs w:val="19"/>
-        </w:rPr>
-        <w:t xml:space="preserve"> </w:t>
+          <w:szCs w:val="16"/>
+        </w:rPr>
+        <w:t>double</w:t>
+      </w:r>
+      <w:r>
+        <w:rPr>
+          <w:rFonts w:ascii="돋움체" w:eastAsia="돋움체" w:cs="돋움체"/>
+          <w:color w:val="000000"/>
+          <w:kern w:val="0"/>
+          <w:sz w:val="16"/>
+          <w:szCs w:val="16"/>
+        </w:rPr>
+        <w:t xml:space="preserve">* </w:t>
       </w:r>
       <w:r>
         <w:rPr>
@@ -8202,89 +8139,29 @@
           <w:color w:val="808080"/>
           <w:kern w:val="0"/>
           <w:sz w:val="16"/>
-          <w:szCs w:val="19"/>
-        </w:rPr>
-        <w:t>HolidayFlag</w:t>
-      </w:r>
-      <w:r>
-        <w:rPr>
-          <w:rFonts w:ascii="돋움체" w:eastAsia="돋움체" w:cs="돋움체"/>
-          <w:color w:val="000000"/>
-          <w:kern w:val="0"/>
-          <w:sz w:val="16"/>
-          <w:szCs w:val="19"/>
-        </w:rPr>
-        <w:t xml:space="preserve">,                   </w:t>
-      </w:r>
-      <w:r>
-        <w:rPr>
-          <w:rFonts w:ascii="돋움체" w:eastAsia="돋움체" w:cs="돋움체"/>
-          <w:color w:val="008000"/>
-          <w:kern w:val="0"/>
-          <w:sz w:val="16"/>
-          <w:szCs w:val="19"/>
-        </w:rPr>
-        <w:t>// Holiday</w:t>
-      </w:r>
-      <w:r>
-        <w:rPr>
-          <w:rFonts w:ascii="돋움체" w:eastAsia="돋움체" w:cs="돋움체" w:hint="eastAsia"/>
-          <w:color w:val="008000"/>
-          <w:kern w:val="0"/>
-          <w:sz w:val="16"/>
-          <w:szCs w:val="19"/>
-        </w:rPr>
-        <w:t>에</w:t>
-      </w:r>
-      <w:r>
-        <w:rPr>
-          <w:rFonts w:ascii="돋움체" w:eastAsia="돋움체" w:cs="돋움체"/>
-          <w:color w:val="008000"/>
-          <w:kern w:val="0"/>
-          <w:sz w:val="16"/>
-          <w:szCs w:val="19"/>
-        </w:rPr>
-        <w:t xml:space="preserve"> </w:t>
-      </w:r>
-      <w:r>
-        <w:rPr>
-          <w:rFonts w:ascii="돋움체" w:eastAsia="돋움체" w:cs="돋움체" w:hint="eastAsia"/>
-          <w:color w:val="008000"/>
-          <w:kern w:val="0"/>
-          <w:sz w:val="16"/>
-          <w:szCs w:val="19"/>
-        </w:rPr>
-        <w:t>오버나이트금리</w:t>
-      </w:r>
-      <w:r>
-        <w:rPr>
-          <w:rFonts w:ascii="돋움체" w:eastAsia="돋움체" w:cs="돋움체"/>
-          <w:color w:val="008000"/>
-          <w:kern w:val="0"/>
-          <w:sz w:val="16"/>
-          <w:szCs w:val="19"/>
-        </w:rPr>
-        <w:t xml:space="preserve"> </w:t>
-      </w:r>
-      <w:r>
-        <w:rPr>
-          <w:rFonts w:ascii="돋움체" w:eastAsia="돋움체" w:cs="돋움체" w:hint="eastAsia"/>
-          <w:color w:val="008000"/>
-          <w:kern w:val="0"/>
-          <w:sz w:val="16"/>
-          <w:szCs w:val="19"/>
-        </w:rPr>
-        <w:t>처리</w:t>
-      </w:r>
-      <w:r>
-        <w:rPr>
-          <w:rFonts w:ascii="돋움체" w:eastAsia="돋움체" w:cs="돋움체"/>
-          <w:color w:val="008000"/>
-          <w:kern w:val="0"/>
-          <w:sz w:val="16"/>
-          <w:szCs w:val="19"/>
-        </w:rPr>
-        <w:t xml:space="preserve"> 0: FFill, 1 BackFill 2: Interp</w:t>
+          <w:szCs w:val="16"/>
+        </w:rPr>
+        <w:t>ZeroRateFore</w:t>
+      </w:r>
+      <w:r>
+        <w:rPr>
+          <w:rFonts w:ascii="돋움체" w:eastAsia="돋움체" w:cs="돋움체"/>
+          <w:color w:val="000000"/>
+          <w:kern w:val="0"/>
+          <w:sz w:val="16"/>
+          <w:szCs w:val="16"/>
+        </w:rPr>
+        <w:t xml:space="preserve">,               </w:t>
+      </w:r>
+      <w:r>
+        <w:rPr>
+          <w:rFonts w:ascii="돋움체" w:eastAsia="돋움체" w:cs="돋움체"/>
+          <w:color w:val="008000"/>
+          <w:kern w:val="0"/>
+          <w:sz w:val="16"/>
+          <w:szCs w:val="16"/>
+        </w:rPr>
+        <w:t>// SOFR Curve Rate</w:t>
       </w:r>
     </w:p>
     <w:p>
@@ -8298,16 +8175,16 @@
           <w:color w:val="000000"/>
           <w:kern w:val="0"/>
           <w:sz w:val="16"/>
-          <w:szCs w:val="19"/>
-        </w:rPr>
-      </w:pPr>
-      <w:r>
-        <w:rPr>
-          <w:rFonts w:ascii="돋움체" w:eastAsia="돋움체" w:cs="돋움체"/>
-          <w:color w:val="000000"/>
-          <w:kern w:val="0"/>
-          <w:sz w:val="16"/>
-          <w:szCs w:val="19"/>
+          <w:szCs w:val="16"/>
+        </w:rPr>
+      </w:pPr>
+      <w:r>
+        <w:rPr>
+          <w:rFonts w:ascii="돋움체" w:eastAsia="돋움체" w:cs="돋움체"/>
+          <w:color w:val="000000"/>
+          <w:kern w:val="0"/>
+          <w:sz w:val="16"/>
+          <w:szCs w:val="16"/>
         </w:rPr>
         <w:t xml:space="preserve">    </w:t>
       </w:r>
@@ -8317,7 +8194,7 @@
           <w:color w:val="0000FF"/>
           <w:kern w:val="0"/>
           <w:sz w:val="16"/>
-          <w:szCs w:val="19"/>
+          <w:szCs w:val="16"/>
         </w:rPr>
         <w:t>long</w:t>
       </w:r>
@@ -8327,7 +8204,7 @@
           <w:color w:val="000000"/>
           <w:kern w:val="0"/>
           <w:sz w:val="16"/>
-          <w:szCs w:val="19"/>
+          <w:szCs w:val="16"/>
         </w:rPr>
         <w:t xml:space="preserve"> </w:t>
       </w:r>
@@ -8337,79 +8214,29 @@
           <w:color w:val="808080"/>
           <w:kern w:val="0"/>
           <w:sz w:val="16"/>
-          <w:szCs w:val="19"/>
-        </w:rPr>
-        <w:t>NHoliday</w:t>
-      </w:r>
-      <w:r>
-        <w:rPr>
-          <w:rFonts w:ascii="돋움체" w:eastAsia="돋움체" w:cs="돋움체"/>
-          <w:color w:val="000000"/>
-          <w:kern w:val="0"/>
-          <w:sz w:val="16"/>
-          <w:szCs w:val="19"/>
-        </w:rPr>
-        <w:t xml:space="preserve">,                      </w:t>
-      </w:r>
-      <w:r>
-        <w:rPr>
-          <w:rFonts w:ascii="돋움체" w:eastAsia="돋움체" w:cs="돋움체"/>
-          <w:color w:val="008000"/>
-          <w:kern w:val="0"/>
-          <w:sz w:val="16"/>
-          <w:szCs w:val="19"/>
-        </w:rPr>
-        <w:t>// Holiday</w:t>
-      </w:r>
-      <w:r>
-        <w:rPr>
-          <w:rFonts w:ascii="돋움체" w:eastAsia="돋움체" w:cs="돋움체" w:hint="eastAsia"/>
-          <w:color w:val="008000"/>
-          <w:kern w:val="0"/>
-          <w:sz w:val="16"/>
-          <w:szCs w:val="19"/>
-        </w:rPr>
-        <w:t>날짜</w:t>
-      </w:r>
-      <w:r>
-        <w:rPr>
-          <w:rFonts w:ascii="돋움체" w:eastAsia="돋움체" w:cs="돋움체"/>
-          <w:color w:val="008000"/>
-          <w:kern w:val="0"/>
-          <w:sz w:val="16"/>
-          <w:szCs w:val="19"/>
-        </w:rPr>
-        <w:t xml:space="preserve"> </w:t>
-      </w:r>
-      <w:r>
-        <w:rPr>
-          <w:rFonts w:ascii="돋움체" w:eastAsia="돋움체" w:cs="돋움체" w:hint="eastAsia"/>
-          <w:color w:val="008000"/>
-          <w:kern w:val="0"/>
-          <w:sz w:val="16"/>
-          <w:szCs w:val="19"/>
-        </w:rPr>
-        <w:t>넣을</w:t>
-      </w:r>
-      <w:r>
-        <w:rPr>
-          <w:rFonts w:ascii="돋움체" w:eastAsia="돋움체" w:cs="돋움체"/>
-          <w:color w:val="008000"/>
-          <w:kern w:val="0"/>
-          <w:sz w:val="16"/>
-          <w:szCs w:val="19"/>
-        </w:rPr>
-        <w:t xml:space="preserve"> </w:t>
-      </w:r>
-      <w:r>
-        <w:rPr>
-          <w:rFonts w:ascii="돋움체" w:eastAsia="돋움체" w:cs="돋움체" w:hint="eastAsia"/>
-          <w:color w:val="008000"/>
-          <w:kern w:val="0"/>
-          <w:sz w:val="16"/>
-          <w:szCs w:val="19"/>
-        </w:rPr>
-        <w:t>개수</w:t>
+          <w:szCs w:val="16"/>
+        </w:rPr>
+        <w:t>NZeroTermEstCurve</w:t>
+      </w:r>
+      <w:r>
+        <w:rPr>
+          <w:rFonts w:ascii="돋움체" w:eastAsia="돋움체" w:cs="돋움체"/>
+          <w:color w:val="000000"/>
+          <w:kern w:val="0"/>
+          <w:sz w:val="16"/>
+          <w:szCs w:val="16"/>
+        </w:rPr>
+        <w:t xml:space="preserve">,             </w:t>
+      </w:r>
+      <w:r>
+        <w:rPr>
+          <w:rFonts w:ascii="돋움체" w:eastAsia="돋움체" w:cs="돋움체"/>
+          <w:color w:val="008000"/>
+          <w:kern w:val="0"/>
+          <w:sz w:val="16"/>
+          <w:szCs w:val="16"/>
+        </w:rPr>
+        <w:t>// Domestic Estimate Curve Number</w:t>
       </w:r>
     </w:p>
     <w:p>
@@ -8423,16 +8250,16 @@
           <w:color w:val="000000"/>
           <w:kern w:val="0"/>
           <w:sz w:val="16"/>
-          <w:szCs w:val="19"/>
-        </w:rPr>
-      </w:pPr>
-      <w:r>
-        <w:rPr>
-          <w:rFonts w:ascii="돋움체" w:eastAsia="돋움체" w:cs="돋움체"/>
-          <w:color w:val="000000"/>
-          <w:kern w:val="0"/>
-          <w:sz w:val="16"/>
-          <w:szCs w:val="19"/>
+          <w:szCs w:val="16"/>
+        </w:rPr>
+      </w:pPr>
+      <w:r>
+        <w:rPr>
+          <w:rFonts w:ascii="돋움체" w:eastAsia="돋움체" w:cs="돋움체"/>
+          <w:color w:val="000000"/>
+          <w:kern w:val="0"/>
+          <w:sz w:val="16"/>
+          <w:szCs w:val="16"/>
         </w:rPr>
         <w:t xml:space="preserve">    </w:t>
       </w:r>
@@ -8442,17 +8269,17 @@
           <w:color w:val="0000FF"/>
           <w:kern w:val="0"/>
           <w:sz w:val="16"/>
-          <w:szCs w:val="19"/>
-        </w:rPr>
-        <w:t>long</w:t>
-      </w:r>
-      <w:r>
-        <w:rPr>
-          <w:rFonts w:ascii="돋움체" w:eastAsia="돋움체" w:cs="돋움체"/>
-          <w:color w:val="000000"/>
-          <w:kern w:val="0"/>
-          <w:sz w:val="16"/>
-          <w:szCs w:val="19"/>
+          <w:szCs w:val="16"/>
+        </w:rPr>
+        <w:t>double</w:t>
+      </w:r>
+      <w:r>
+        <w:rPr>
+          <w:rFonts w:ascii="돋움체" w:eastAsia="돋움체" w:cs="돋움체"/>
+          <w:color w:val="000000"/>
+          <w:kern w:val="0"/>
+          <w:sz w:val="16"/>
+          <w:szCs w:val="16"/>
         </w:rPr>
         <w:t xml:space="preserve">* </w:t>
       </w:r>
@@ -8462,59 +8289,29 @@
           <w:color w:val="808080"/>
           <w:kern w:val="0"/>
           <w:sz w:val="16"/>
-          <w:szCs w:val="19"/>
-        </w:rPr>
-        <w:t>HolidayExl</w:t>
-      </w:r>
-      <w:r>
-        <w:rPr>
-          <w:rFonts w:ascii="돋움체" w:eastAsia="돋움체" w:cs="돋움체"/>
-          <w:color w:val="000000"/>
-          <w:kern w:val="0"/>
-          <w:sz w:val="16"/>
-          <w:szCs w:val="19"/>
-        </w:rPr>
-        <w:t xml:space="preserve">,                   </w:t>
-      </w:r>
-      <w:r>
-        <w:rPr>
-          <w:rFonts w:ascii="돋움체" w:eastAsia="돋움체" w:cs="돋움체"/>
-          <w:color w:val="008000"/>
-          <w:kern w:val="0"/>
-          <w:sz w:val="16"/>
-          <w:szCs w:val="19"/>
-        </w:rPr>
-        <w:t>// Holiday</w:t>
-      </w:r>
-      <w:r>
-        <w:rPr>
-          <w:rFonts w:ascii="돋움체" w:eastAsia="돋움체" w:cs="돋움체" w:hint="eastAsia"/>
-          <w:color w:val="008000"/>
-          <w:kern w:val="0"/>
-          <w:sz w:val="16"/>
-          <w:szCs w:val="19"/>
-        </w:rPr>
-        <w:t>날짜</w:t>
-      </w:r>
-      <w:r>
-        <w:rPr>
-          <w:rFonts w:ascii="돋움체" w:eastAsia="돋움체" w:cs="돋움체"/>
-          <w:color w:val="008000"/>
-          <w:kern w:val="0"/>
-          <w:sz w:val="16"/>
-          <w:szCs w:val="19"/>
-        </w:rPr>
-        <w:t xml:space="preserve"> </w:t>
-      </w:r>
-      <w:r>
-        <w:rPr>
-          <w:rFonts w:ascii="돋움체" w:eastAsia="돋움체" w:cs="돋움체" w:hint="eastAsia"/>
-          <w:color w:val="008000"/>
-          <w:kern w:val="0"/>
-          <w:sz w:val="16"/>
-          <w:szCs w:val="19"/>
-        </w:rPr>
-        <w:t>엑셀타입</w:t>
+          <w:szCs w:val="16"/>
+        </w:rPr>
+        <w:t>ZeroTermEstCurve</w:t>
+      </w:r>
+      <w:r>
+        <w:rPr>
+          <w:rFonts w:ascii="돋움체" w:eastAsia="돋움체" w:cs="돋움체"/>
+          <w:color w:val="000000"/>
+          <w:kern w:val="0"/>
+          <w:sz w:val="16"/>
+          <w:szCs w:val="16"/>
+        </w:rPr>
+        <w:t xml:space="preserve">,           </w:t>
+      </w:r>
+      <w:r>
+        <w:rPr>
+          <w:rFonts w:ascii="돋움체" w:eastAsia="돋움체" w:cs="돋움체"/>
+          <w:color w:val="008000"/>
+          <w:kern w:val="0"/>
+          <w:sz w:val="16"/>
+          <w:szCs w:val="16"/>
+        </w:rPr>
+        <w:t>// Domestic Estimate Curve Term</w:t>
       </w:r>
     </w:p>
     <w:p>
@@ -8528,16 +8325,16 @@
           <w:color w:val="000000"/>
           <w:kern w:val="0"/>
           <w:sz w:val="16"/>
-          <w:szCs w:val="19"/>
-        </w:rPr>
-      </w:pPr>
-      <w:r>
-        <w:rPr>
-          <w:rFonts w:ascii="돋움체" w:eastAsia="돋움체" w:cs="돋움체"/>
-          <w:color w:val="000000"/>
-          <w:kern w:val="0"/>
-          <w:sz w:val="16"/>
-          <w:szCs w:val="19"/>
+          <w:szCs w:val="16"/>
+        </w:rPr>
+      </w:pPr>
+      <w:r>
+        <w:rPr>
+          <w:rFonts w:ascii="돋움체" w:eastAsia="돋움체" w:cs="돋움체"/>
+          <w:color w:val="000000"/>
+          <w:kern w:val="0"/>
+          <w:sz w:val="16"/>
+          <w:szCs w:val="16"/>
         </w:rPr>
         <w:t xml:space="preserve">    </w:t>
       </w:r>
@@ -8547,19 +8344,19 @@
           <w:color w:val="0000FF"/>
           <w:kern w:val="0"/>
           <w:sz w:val="16"/>
-          <w:szCs w:val="19"/>
-        </w:rPr>
-        <w:t>long</w:t>
-      </w:r>
-      <w:r>
-        <w:rPr>
-          <w:rFonts w:ascii="돋움체" w:eastAsia="돋움체" w:cs="돋움체"/>
-          <w:color w:val="000000"/>
-          <w:kern w:val="0"/>
-          <w:sz w:val="16"/>
-          <w:szCs w:val="19"/>
-        </w:rPr>
-        <w:t xml:space="preserve"> </w:t>
+          <w:szCs w:val="16"/>
+        </w:rPr>
+        <w:t>double</w:t>
+      </w:r>
+      <w:r>
+        <w:rPr>
+          <w:rFonts w:ascii="돋움체" w:eastAsia="돋움체" w:cs="돋움체"/>
+          <w:color w:val="000000"/>
+          <w:kern w:val="0"/>
+          <w:sz w:val="16"/>
+          <w:szCs w:val="16"/>
+        </w:rPr>
+        <w:t xml:space="preserve">* </w:t>
       </w:r>
       <w:r>
         <w:rPr>
@@ -8567,39 +8364,29 @@
           <w:color w:val="808080"/>
           <w:kern w:val="0"/>
           <w:sz w:val="16"/>
-          <w:szCs w:val="19"/>
-        </w:rPr>
-        <w:t>NOIS</w:t>
-      </w:r>
-      <w:r>
-        <w:rPr>
-          <w:rFonts w:ascii="돋움체" w:eastAsia="돋움체" w:cs="돋움체"/>
-          <w:color w:val="000000"/>
-          <w:kern w:val="0"/>
-          <w:sz w:val="16"/>
-          <w:szCs w:val="19"/>
-        </w:rPr>
-        <w:t xml:space="preserve">,                          </w:t>
-      </w:r>
-      <w:r>
-        <w:rPr>
-          <w:rFonts w:ascii="돋움체" w:eastAsia="돋움체" w:cs="돋움체"/>
-          <w:color w:val="008000"/>
-          <w:kern w:val="0"/>
-          <w:sz w:val="16"/>
-          <w:szCs w:val="19"/>
-        </w:rPr>
-        <w:t xml:space="preserve">// OIS </w:t>
-      </w:r>
-      <w:r>
-        <w:rPr>
-          <w:rFonts w:ascii="돋움체" w:eastAsia="돋움체" w:cs="돋움체" w:hint="eastAsia"/>
-          <w:color w:val="008000"/>
-          <w:kern w:val="0"/>
-          <w:sz w:val="16"/>
-          <w:szCs w:val="19"/>
-        </w:rPr>
-        <w:t>스왑개수</w:t>
+          <w:szCs w:val="16"/>
+        </w:rPr>
+        <w:t>ZeroRateEstCurve</w:t>
+      </w:r>
+      <w:r>
+        <w:rPr>
+          <w:rFonts w:ascii="돋움체" w:eastAsia="돋움체" w:cs="돋움체"/>
+          <w:color w:val="000000"/>
+          <w:kern w:val="0"/>
+          <w:sz w:val="16"/>
+          <w:szCs w:val="16"/>
+        </w:rPr>
+        <w:t xml:space="preserve">,           </w:t>
+      </w:r>
+      <w:r>
+        <w:rPr>
+          <w:rFonts w:ascii="돋움체" w:eastAsia="돋움체" w:cs="돋움체"/>
+          <w:color w:val="008000"/>
+          <w:kern w:val="0"/>
+          <w:sz w:val="16"/>
+          <w:szCs w:val="16"/>
+        </w:rPr>
+        <w:t>// Domestic Estimate Curve Rate</w:t>
       </w:r>
     </w:p>
     <w:p>
@@ -8613,16 +8400,16 @@
           <w:color w:val="000000"/>
           <w:kern w:val="0"/>
           <w:sz w:val="16"/>
-          <w:szCs w:val="19"/>
-        </w:rPr>
-      </w:pPr>
-      <w:r>
-        <w:rPr>
-          <w:rFonts w:ascii="돋움체" w:eastAsia="돋움체" w:cs="돋움체"/>
-          <w:color w:val="000000"/>
-          <w:kern w:val="0"/>
-          <w:sz w:val="16"/>
-          <w:szCs w:val="19"/>
+          <w:szCs w:val="16"/>
+        </w:rPr>
+      </w:pPr>
+      <w:r>
+        <w:rPr>
+          <w:rFonts w:ascii="돋움체" w:eastAsia="돋움체" w:cs="돋움체"/>
+          <w:color w:val="000000"/>
+          <w:kern w:val="0"/>
+          <w:sz w:val="16"/>
+          <w:szCs w:val="16"/>
         </w:rPr>
         <w:t xml:space="preserve">    </w:t>
       </w:r>
@@ -8632,7 +8419,7 @@
           <w:color w:val="0000FF"/>
           <w:kern w:val="0"/>
           <w:sz w:val="16"/>
-          <w:szCs w:val="19"/>
+          <w:szCs w:val="16"/>
         </w:rPr>
         <w:t>long</w:t>
       </w:r>
@@ -8642,9 +8429,9 @@
           <w:color w:val="000000"/>
           <w:kern w:val="0"/>
           <w:sz w:val="16"/>
-          <w:szCs w:val="19"/>
-        </w:rPr>
-        <w:t xml:space="preserve">* </w:t>
+          <w:szCs w:val="16"/>
+        </w:rPr>
+        <w:t xml:space="preserve"> </w:t>
       </w:r>
       <w:r>
         <w:rPr>
@@ -8652,79 +8439,29 @@
           <w:color w:val="808080"/>
           <w:kern w:val="0"/>
           <w:sz w:val="16"/>
-          <w:szCs w:val="19"/>
-        </w:rPr>
-        <w:t>StartIdxSchedule</w:t>
-      </w:r>
-      <w:r>
-        <w:rPr>
-          <w:rFonts w:ascii="돋움체" w:eastAsia="돋움체" w:cs="돋움체"/>
-          <w:color w:val="000000"/>
-          <w:kern w:val="0"/>
-          <w:sz w:val="16"/>
-          <w:szCs w:val="19"/>
-        </w:rPr>
-        <w:t xml:space="preserve">,             </w:t>
-      </w:r>
-      <w:r>
-        <w:rPr>
-          <w:rFonts w:ascii="돋움체" w:eastAsia="돋움체" w:cs="돋움체"/>
-          <w:color w:val="008000"/>
-          <w:kern w:val="0"/>
-          <w:sz w:val="16"/>
-          <w:szCs w:val="19"/>
-        </w:rPr>
-        <w:t xml:space="preserve">// OIS </w:t>
-      </w:r>
-      <w:r>
-        <w:rPr>
-          <w:rFonts w:ascii="돋움체" w:eastAsia="돋움체" w:cs="돋움체" w:hint="eastAsia"/>
-          <w:color w:val="008000"/>
-          <w:kern w:val="0"/>
-          <w:sz w:val="16"/>
-          <w:szCs w:val="19"/>
-        </w:rPr>
-        <w:t>관련</w:t>
-      </w:r>
-      <w:r>
-        <w:rPr>
-          <w:rFonts w:ascii="돋움체" w:eastAsia="돋움체" w:cs="돋움체"/>
-          <w:color w:val="008000"/>
-          <w:kern w:val="0"/>
-          <w:sz w:val="16"/>
-          <w:szCs w:val="19"/>
-        </w:rPr>
-        <w:t xml:space="preserve"> Array</w:t>
-      </w:r>
-      <w:r>
-        <w:rPr>
-          <w:rFonts w:ascii="돋움체" w:eastAsia="돋움체" w:cs="돋움체" w:hint="eastAsia"/>
-          <w:color w:val="008000"/>
-          <w:kern w:val="0"/>
-          <w:sz w:val="16"/>
-          <w:szCs w:val="19"/>
-        </w:rPr>
-        <w:t>의</w:t>
-      </w:r>
-      <w:r>
-        <w:rPr>
-          <w:rFonts w:ascii="돋움체" w:eastAsia="돋움체" w:cs="돋움체"/>
-          <w:color w:val="008000"/>
-          <w:kern w:val="0"/>
-          <w:sz w:val="16"/>
-          <w:szCs w:val="19"/>
-        </w:rPr>
-        <w:t xml:space="preserve"> Start </w:t>
-      </w:r>
-      <w:r>
-        <w:rPr>
-          <w:rFonts w:ascii="돋움체" w:eastAsia="돋움체" w:cs="돋움체" w:hint="eastAsia"/>
-          <w:color w:val="008000"/>
-          <w:kern w:val="0"/>
-          <w:sz w:val="16"/>
-          <w:szCs w:val="19"/>
-        </w:rPr>
-        <w:t>포인터</w:t>
+          <w:szCs w:val="16"/>
+        </w:rPr>
+        <w:t>NGenerator</w:t>
+      </w:r>
+      <w:r>
+        <w:rPr>
+          <w:rFonts w:ascii="돋움체" w:eastAsia="돋움체" w:cs="돋움체"/>
+          <w:color w:val="000000"/>
+          <w:kern w:val="0"/>
+          <w:sz w:val="16"/>
+          <w:szCs w:val="16"/>
+        </w:rPr>
+        <w:t xml:space="preserve">,                    </w:t>
+      </w:r>
+      <w:r>
+        <w:rPr>
+          <w:rFonts w:ascii="돋움체" w:eastAsia="돋움체" w:cs="돋움체"/>
+          <w:color w:val="008000"/>
+          <w:kern w:val="0"/>
+          <w:sz w:val="16"/>
+          <w:szCs w:val="16"/>
+        </w:rPr>
+        <w:t>// Number of Generator</w:t>
       </w:r>
     </w:p>
     <w:p>
@@ -8738,7 +8475,7 @@
           <w:color w:val="000000"/>
           <w:kern w:val="0"/>
           <w:sz w:val="16"/>
-          <w:szCs w:val="19"/>
+          <w:szCs w:val="16"/>
         </w:rPr>
       </w:pPr>
     </w:p>
@@ -8753,16 +8490,16 @@
           <w:color w:val="000000"/>
           <w:kern w:val="0"/>
           <w:sz w:val="16"/>
-          <w:szCs w:val="19"/>
-        </w:rPr>
-      </w:pPr>
-      <w:r>
-        <w:rPr>
-          <w:rFonts w:ascii="돋움체" w:eastAsia="돋움체" w:cs="돋움체"/>
-          <w:color w:val="000000"/>
-          <w:kern w:val="0"/>
-          <w:sz w:val="16"/>
-          <w:szCs w:val="19"/>
+          <w:szCs w:val="16"/>
+        </w:rPr>
+      </w:pPr>
+      <w:r>
+        <w:rPr>
+          <w:rFonts w:ascii="돋움체" w:eastAsia="돋움체" w:cs="돋움체"/>
+          <w:color w:val="000000"/>
+          <w:kern w:val="0"/>
+          <w:sz w:val="16"/>
+          <w:szCs w:val="16"/>
         </w:rPr>
         <w:t xml:space="preserve">    </w:t>
       </w:r>
@@ -8772,7 +8509,7 @@
           <w:color w:val="0000FF"/>
           <w:kern w:val="0"/>
           <w:sz w:val="16"/>
-          <w:szCs w:val="19"/>
+          <w:szCs w:val="16"/>
         </w:rPr>
         <w:t>long</w:t>
       </w:r>
@@ -8782,7 +8519,7 @@
           <w:color w:val="000000"/>
           <w:kern w:val="0"/>
           <w:sz w:val="16"/>
-          <w:szCs w:val="19"/>
+          <w:szCs w:val="16"/>
         </w:rPr>
         <w:t xml:space="preserve">* </w:t>
       </w:r>
@@ -8792,89 +8529,29 @@
           <w:color w:val="808080"/>
           <w:kern w:val="0"/>
           <w:sz w:val="16"/>
-          <w:szCs w:val="19"/>
-        </w:rPr>
-        <w:t>NArraySchedule</w:t>
-      </w:r>
-      <w:r>
-        <w:rPr>
-          <w:rFonts w:ascii="돋움체" w:eastAsia="돋움체" w:cs="돋움체"/>
-          <w:color w:val="000000"/>
-          <w:kern w:val="0"/>
-          <w:sz w:val="16"/>
-          <w:szCs w:val="19"/>
-        </w:rPr>
-        <w:t xml:space="preserve">,               </w:t>
-      </w:r>
-      <w:r>
-        <w:rPr>
-          <w:rFonts w:ascii="돋움체" w:eastAsia="돋움체" w:cs="돋움체"/>
-          <w:color w:val="008000"/>
-          <w:kern w:val="0"/>
-          <w:sz w:val="16"/>
-          <w:szCs w:val="19"/>
-        </w:rPr>
-        <w:t xml:space="preserve">// </w:t>
-      </w:r>
-      <w:r>
-        <w:rPr>
-          <w:rFonts w:ascii="돋움체" w:eastAsia="돋움체" w:cs="돋움체" w:hint="eastAsia"/>
-          <w:color w:val="008000"/>
-          <w:kern w:val="0"/>
-          <w:sz w:val="16"/>
-          <w:szCs w:val="19"/>
-        </w:rPr>
-        <w:t>스왑별</w:t>
-      </w:r>
-      <w:r>
-        <w:rPr>
-          <w:rFonts w:ascii="돋움체" w:eastAsia="돋움체" w:cs="돋움체"/>
-          <w:color w:val="008000"/>
-          <w:kern w:val="0"/>
-          <w:sz w:val="16"/>
-          <w:szCs w:val="19"/>
-        </w:rPr>
-        <w:t xml:space="preserve"> </w:t>
-      </w:r>
-      <w:r>
-        <w:rPr>
-          <w:rFonts w:ascii="돋움체" w:eastAsia="돋움체" w:cs="돋움체" w:hint="eastAsia"/>
-          <w:color w:val="008000"/>
-          <w:kern w:val="0"/>
-          <w:sz w:val="16"/>
-          <w:szCs w:val="19"/>
-        </w:rPr>
-        <w:t>스케줄</w:t>
-      </w:r>
-      <w:r>
-        <w:rPr>
-          <w:rFonts w:ascii="돋움체" w:eastAsia="돋움체" w:cs="돋움체"/>
-          <w:color w:val="008000"/>
-          <w:kern w:val="0"/>
-          <w:sz w:val="16"/>
-          <w:szCs w:val="19"/>
-        </w:rPr>
-        <w:t xml:space="preserve"> </w:t>
-      </w:r>
-      <w:r>
-        <w:rPr>
-          <w:rFonts w:ascii="돋움체" w:eastAsia="돋움체" w:cs="돋움체" w:hint="eastAsia"/>
-          <w:color w:val="008000"/>
-          <w:kern w:val="0"/>
-          <w:sz w:val="16"/>
-          <w:szCs w:val="19"/>
-        </w:rPr>
-        <w:t>개수</w:t>
-      </w:r>
-      <w:r>
-        <w:rPr>
-          <w:rFonts w:ascii="돋움체" w:eastAsia="돋움체" w:cs="돋움체"/>
-          <w:color w:val="008000"/>
-          <w:kern w:val="0"/>
-          <w:sz w:val="16"/>
-          <w:szCs w:val="19"/>
-        </w:rPr>
-        <w:t xml:space="preserve"> Array</w:t>
+          <w:szCs w:val="16"/>
+        </w:rPr>
+        <w:t>ProductType</w:t>
+      </w:r>
+      <w:r>
+        <w:rPr>
+          <w:rFonts w:ascii="돋움체" w:eastAsia="돋움체" w:cs="돋움체"/>
+          <w:color w:val="000000"/>
+          <w:kern w:val="0"/>
+          <w:sz w:val="16"/>
+          <w:szCs w:val="16"/>
+        </w:rPr>
+        <w:t xml:space="preserve">,                  </w:t>
+      </w:r>
+      <w:r>
+        <w:rPr>
+          <w:rFonts w:ascii="돋움체" w:eastAsia="돋움체" w:cs="돋움체"/>
+          <w:color w:val="008000"/>
+          <w:kern w:val="0"/>
+          <w:sz w:val="16"/>
+          <w:szCs w:val="16"/>
+        </w:rPr>
+        <w:t xml:space="preserve">// 0: Deposit, 1: Swap, 2: SwapPoint, 3: CRS, 4: Basis CRS, 5: KOFR etc.., Array Length = NGenerator </w:t>
       </w:r>
     </w:p>
     <w:p>
@@ -8888,16 +8565,16 @@
           <w:color w:val="000000"/>
           <w:kern w:val="0"/>
           <w:sz w:val="16"/>
-          <w:szCs w:val="19"/>
-        </w:rPr>
-      </w:pPr>
-      <w:r>
-        <w:rPr>
-          <w:rFonts w:ascii="돋움체" w:eastAsia="돋움체" w:cs="돋움체"/>
-          <w:color w:val="000000"/>
-          <w:kern w:val="0"/>
-          <w:sz w:val="16"/>
-          <w:szCs w:val="19"/>
+          <w:szCs w:val="16"/>
+        </w:rPr>
+      </w:pPr>
+      <w:r>
+        <w:rPr>
+          <w:rFonts w:ascii="돋움체" w:eastAsia="돋움체" w:cs="돋움체"/>
+          <w:color w:val="000000"/>
+          <w:kern w:val="0"/>
+          <w:sz w:val="16"/>
+          <w:szCs w:val="16"/>
         </w:rPr>
         <w:t xml:space="preserve">    </w:t>
       </w:r>
@@ -8907,7 +8584,7 @@
           <w:color w:val="0000FF"/>
           <w:kern w:val="0"/>
           <w:sz w:val="16"/>
-          <w:szCs w:val="19"/>
+          <w:szCs w:val="16"/>
         </w:rPr>
         <w:t>long</w:t>
       </w:r>
@@ -8917,7 +8594,7 @@
           <w:color w:val="000000"/>
           <w:kern w:val="0"/>
           <w:sz w:val="16"/>
-          <w:szCs w:val="19"/>
+          <w:szCs w:val="16"/>
         </w:rPr>
         <w:t xml:space="preserve">* </w:t>
       </w:r>
@@ -8927,69 +8604,29 @@
           <w:color w:val="808080"/>
           <w:kern w:val="0"/>
           <w:sz w:val="16"/>
-          <w:szCs w:val="19"/>
-        </w:rPr>
-        <w:t>ForwardStartExlDate</w:t>
-      </w:r>
-      <w:r>
-        <w:rPr>
-          <w:rFonts w:ascii="돋움체" w:eastAsia="돋움체" w:cs="돋움체"/>
-          <w:color w:val="000000"/>
-          <w:kern w:val="0"/>
-          <w:sz w:val="16"/>
-          <w:szCs w:val="19"/>
-        </w:rPr>
-        <w:t xml:space="preserve">,          </w:t>
-      </w:r>
-      <w:r>
-        <w:rPr>
-          <w:rFonts w:ascii="돋움체" w:eastAsia="돋움체" w:cs="돋움체"/>
-          <w:color w:val="008000"/>
-          <w:kern w:val="0"/>
-          <w:sz w:val="16"/>
-          <w:szCs w:val="19"/>
-        </w:rPr>
-        <w:t xml:space="preserve">// </w:t>
-      </w:r>
-      <w:r>
-        <w:rPr>
-          <w:rFonts w:ascii="돋움체" w:eastAsia="돋움체" w:cs="돋움체" w:hint="eastAsia"/>
-          <w:color w:val="008000"/>
-          <w:kern w:val="0"/>
-          <w:sz w:val="16"/>
-          <w:szCs w:val="19"/>
-        </w:rPr>
-        <w:t>추정시작</w:t>
-      </w:r>
-      <w:r>
-        <w:rPr>
-          <w:rFonts w:ascii="돋움체" w:eastAsia="돋움체" w:cs="돋움체"/>
-          <w:color w:val="008000"/>
-          <w:kern w:val="0"/>
-          <w:sz w:val="16"/>
-          <w:szCs w:val="19"/>
-        </w:rPr>
-        <w:t xml:space="preserve"> </w:t>
-      </w:r>
-      <w:r>
-        <w:rPr>
-          <w:rFonts w:ascii="돋움체" w:eastAsia="돋움체" w:cs="돋움체" w:hint="eastAsia"/>
-          <w:color w:val="008000"/>
-          <w:kern w:val="0"/>
-          <w:sz w:val="16"/>
-          <w:szCs w:val="19"/>
-        </w:rPr>
-        <w:t>길이</w:t>
-      </w:r>
-      <w:r>
-        <w:rPr>
-          <w:rFonts w:ascii="돋움체" w:eastAsia="돋움체" w:cs="돋움체"/>
-          <w:color w:val="008000"/>
-          <w:kern w:val="0"/>
-          <w:sz w:val="16"/>
-          <w:szCs w:val="19"/>
-        </w:rPr>
-        <w:t xml:space="preserve"> = sum(NArraySchedule)</w:t>
+          <w:szCs w:val="16"/>
+        </w:rPr>
+        <w:t>EstimateStart</w:t>
+      </w:r>
+      <w:r>
+        <w:rPr>
+          <w:rFonts w:ascii="돋움체" w:eastAsia="돋움체" w:cs="돋움체"/>
+          <w:color w:val="000000"/>
+          <w:kern w:val="0"/>
+          <w:sz w:val="16"/>
+          <w:szCs w:val="16"/>
+        </w:rPr>
+        <w:t xml:space="preserve">,                </w:t>
+      </w:r>
+      <w:r>
+        <w:rPr>
+          <w:rFonts w:ascii="돋움체" w:eastAsia="돋움체" w:cs="돋움체"/>
+          <w:color w:val="008000"/>
+          <w:kern w:val="0"/>
+          <w:sz w:val="16"/>
+          <w:szCs w:val="16"/>
+        </w:rPr>
+        <w:t xml:space="preserve">// Estimation Start Date, Array Length = NGenerator  </w:t>
       </w:r>
     </w:p>
     <w:p>
@@ -9003,18 +8640,17 @@
           <w:color w:val="000000"/>
           <w:kern w:val="0"/>
           <w:sz w:val="16"/>
-          <w:szCs w:val="19"/>
-        </w:rPr>
-      </w:pPr>
-      <w:r>
-        <w:rPr>
-          <w:rFonts w:ascii="돋움체" w:eastAsia="돋움체" w:cs="돋움체"/>
-          <w:color w:val="000000"/>
-          <w:kern w:val="0"/>
-          <w:sz w:val="16"/>
-          <w:szCs w:val="19"/>
-        </w:rPr>
-        <w:lastRenderedPageBreak/>
+          <w:szCs w:val="16"/>
+        </w:rPr>
+      </w:pPr>
+      <w:r>
+        <w:rPr>
+          <w:rFonts w:ascii="돋움체" w:eastAsia="돋움체" w:cs="돋움체"/>
+          <w:color w:val="000000"/>
+          <w:kern w:val="0"/>
+          <w:sz w:val="16"/>
+          <w:szCs w:val="16"/>
+        </w:rPr>
         <w:t xml:space="preserve">    </w:t>
       </w:r>
       <w:r>
@@ -9023,7 +8659,7 @@
           <w:color w:val="0000FF"/>
           <w:kern w:val="0"/>
           <w:sz w:val="16"/>
-          <w:szCs w:val="19"/>
+          <w:szCs w:val="16"/>
         </w:rPr>
         <w:t>long</w:t>
       </w:r>
@@ -9033,7 +8669,7 @@
           <w:color w:val="000000"/>
           <w:kern w:val="0"/>
           <w:sz w:val="16"/>
-          <w:szCs w:val="19"/>
+          <w:szCs w:val="16"/>
         </w:rPr>
         <w:t xml:space="preserve">* </w:t>
       </w:r>
@@ -9043,39 +8679,29 @@
           <w:color w:val="808080"/>
           <w:kern w:val="0"/>
           <w:sz w:val="16"/>
-          <w:szCs w:val="19"/>
-        </w:rPr>
-        <w:t>ForwardEndExlDate</w:t>
-      </w:r>
-      <w:r>
-        <w:rPr>
-          <w:rFonts w:ascii="돋움체" w:eastAsia="돋움체" w:cs="돋움체"/>
-          <w:color w:val="000000"/>
-          <w:kern w:val="0"/>
-          <w:sz w:val="16"/>
-          <w:szCs w:val="19"/>
-        </w:rPr>
-        <w:t xml:space="preserve">,            </w:t>
-      </w:r>
-      <w:r>
-        <w:rPr>
-          <w:rFonts w:ascii="돋움체" w:eastAsia="돋움체" w:cs="돋움체"/>
-          <w:color w:val="008000"/>
-          <w:kern w:val="0"/>
-          <w:sz w:val="16"/>
-          <w:szCs w:val="19"/>
-        </w:rPr>
-        <w:t xml:space="preserve">// </w:t>
-      </w:r>
-      <w:r>
-        <w:rPr>
-          <w:rFonts w:ascii="돋움체" w:eastAsia="돋움체" w:cs="돋움체" w:hint="eastAsia"/>
-          <w:color w:val="008000"/>
-          <w:kern w:val="0"/>
-          <w:sz w:val="16"/>
-          <w:szCs w:val="19"/>
-        </w:rPr>
-        <w:t>추정종료</w:t>
+          <w:szCs w:val="16"/>
+        </w:rPr>
+        <w:t>Maturity</w:t>
+      </w:r>
+      <w:r>
+        <w:rPr>
+          <w:rFonts w:ascii="돋움체" w:eastAsia="돋움체" w:cs="돋움체"/>
+          <w:color w:val="000000"/>
+          <w:kern w:val="0"/>
+          <w:sz w:val="16"/>
+          <w:szCs w:val="16"/>
+        </w:rPr>
+        <w:t xml:space="preserve">,                     </w:t>
+      </w:r>
+      <w:r>
+        <w:rPr>
+          <w:rFonts w:ascii="돋움체" w:eastAsia="돋움체" w:cs="돋움체"/>
+          <w:color w:val="008000"/>
+          <w:kern w:val="0"/>
+          <w:sz w:val="16"/>
+          <w:szCs w:val="16"/>
+        </w:rPr>
+        <w:t xml:space="preserve">// Swap PayMaturity Date, Array Length = NGenerator  </w:t>
       </w:r>
     </w:p>
     <w:p>
@@ -9089,16 +8715,16 @@
           <w:color w:val="000000"/>
           <w:kern w:val="0"/>
           <w:sz w:val="16"/>
-          <w:szCs w:val="19"/>
-        </w:rPr>
-      </w:pPr>
-      <w:r>
-        <w:rPr>
-          <w:rFonts w:ascii="돋움체" w:eastAsia="돋움체" w:cs="돋움체"/>
-          <w:color w:val="000000"/>
-          <w:kern w:val="0"/>
-          <w:sz w:val="16"/>
-          <w:szCs w:val="19"/>
+          <w:szCs w:val="16"/>
+        </w:rPr>
+      </w:pPr>
+      <w:r>
+        <w:rPr>
+          <w:rFonts w:ascii="돋움체" w:eastAsia="돋움체" w:cs="돋움체"/>
+          <w:color w:val="000000"/>
+          <w:kern w:val="0"/>
+          <w:sz w:val="16"/>
+          <w:szCs w:val="16"/>
         </w:rPr>
         <w:t xml:space="preserve">    </w:t>
       </w:r>
@@ -9108,17 +8734,17 @@
           <w:color w:val="0000FF"/>
           <w:kern w:val="0"/>
           <w:sz w:val="16"/>
-          <w:szCs w:val="19"/>
-        </w:rPr>
-        <w:t>long</w:t>
-      </w:r>
-      <w:r>
-        <w:rPr>
-          <w:rFonts w:ascii="돋움체" w:eastAsia="돋움체" w:cs="돋움체"/>
-          <w:color w:val="000000"/>
-          <w:kern w:val="0"/>
-          <w:sz w:val="16"/>
-          <w:szCs w:val="19"/>
+          <w:szCs w:val="16"/>
+        </w:rPr>
+        <w:t>double</w:t>
+      </w:r>
+      <w:r>
+        <w:rPr>
+          <w:rFonts w:ascii="돋움체" w:eastAsia="돋움체" w:cs="돋움체"/>
+          <w:color w:val="000000"/>
+          <w:kern w:val="0"/>
+          <w:sz w:val="16"/>
+          <w:szCs w:val="16"/>
         </w:rPr>
         <w:t xml:space="preserve">* </w:t>
       </w:r>
@@ -9128,39 +8754,29 @@
           <w:color w:val="808080"/>
           <w:kern w:val="0"/>
           <w:sz w:val="16"/>
-          <w:szCs w:val="19"/>
-        </w:rPr>
-        <w:t>StartExlDate</w:t>
-      </w:r>
-      <w:r>
-        <w:rPr>
-          <w:rFonts w:ascii="돋움체" w:eastAsia="돋움체" w:cs="돋움체"/>
-          <w:color w:val="000000"/>
-          <w:kern w:val="0"/>
-          <w:sz w:val="16"/>
-          <w:szCs w:val="19"/>
-        </w:rPr>
-        <w:t xml:space="preserve">,                 </w:t>
-      </w:r>
-      <w:r>
-        <w:rPr>
-          <w:rFonts w:ascii="돋움체" w:eastAsia="돋움체" w:cs="돋움체"/>
-          <w:color w:val="008000"/>
-          <w:kern w:val="0"/>
-          <w:sz w:val="16"/>
-          <w:szCs w:val="19"/>
-        </w:rPr>
-        <w:t>// DayCount</w:t>
-      </w:r>
-      <w:r>
-        <w:rPr>
-          <w:rFonts w:ascii="돋움체" w:eastAsia="돋움체" w:cs="돋움체" w:hint="eastAsia"/>
-          <w:color w:val="008000"/>
-          <w:kern w:val="0"/>
-          <w:sz w:val="16"/>
-          <w:szCs w:val="19"/>
-        </w:rPr>
-        <w:t>시작</w:t>
+          <w:szCs w:val="16"/>
+        </w:rPr>
+        <w:t>MarketQuote</w:t>
+      </w:r>
+      <w:r>
+        <w:rPr>
+          <w:rFonts w:ascii="돋움체" w:eastAsia="돋움체" w:cs="돋움체"/>
+          <w:color w:val="000000"/>
+          <w:kern w:val="0"/>
+          <w:sz w:val="16"/>
+          <w:szCs w:val="16"/>
+        </w:rPr>
+        <w:t xml:space="preserve">,                </w:t>
+      </w:r>
+      <w:r>
+        <w:rPr>
+          <w:rFonts w:ascii="돋움체" w:eastAsia="돋움체" w:cs="돋움체"/>
+          <w:color w:val="008000"/>
+          <w:kern w:val="0"/>
+          <w:sz w:val="16"/>
+          <w:szCs w:val="16"/>
+        </w:rPr>
+        <w:t xml:space="preserve">// Market Quote, Array Length = NGenerator  </w:t>
       </w:r>
     </w:p>
     <w:p>
@@ -9174,16 +8790,16 @@
           <w:color w:val="000000"/>
           <w:kern w:val="0"/>
           <w:sz w:val="16"/>
-          <w:szCs w:val="19"/>
-        </w:rPr>
-      </w:pPr>
-      <w:r>
-        <w:rPr>
-          <w:rFonts w:ascii="돋움체" w:eastAsia="돋움체" w:cs="돋움체"/>
-          <w:color w:val="000000"/>
-          <w:kern w:val="0"/>
-          <w:sz w:val="16"/>
-          <w:szCs w:val="19"/>
+          <w:szCs w:val="16"/>
+        </w:rPr>
+      </w:pPr>
+      <w:r>
+        <w:rPr>
+          <w:rFonts w:ascii="돋움체" w:eastAsia="돋움체" w:cs="돋움체"/>
+          <w:color w:val="000000"/>
+          <w:kern w:val="0"/>
+          <w:sz w:val="16"/>
+          <w:szCs w:val="16"/>
         </w:rPr>
         <w:t xml:space="preserve">    </w:t>
       </w:r>
@@ -9193,7 +8809,7 @@
           <w:color w:val="0000FF"/>
           <w:kern w:val="0"/>
           <w:sz w:val="16"/>
-          <w:szCs w:val="19"/>
+          <w:szCs w:val="16"/>
         </w:rPr>
         <w:t>long</w:t>
       </w:r>
@@ -9203,7 +8819,7 @@
           <w:color w:val="000000"/>
           <w:kern w:val="0"/>
           <w:sz w:val="16"/>
-          <w:szCs w:val="19"/>
+          <w:szCs w:val="16"/>
         </w:rPr>
         <w:t xml:space="preserve">* </w:t>
       </w:r>
@@ -9213,39 +8829,29 @@
           <w:color w:val="808080"/>
           <w:kern w:val="0"/>
           <w:sz w:val="16"/>
-          <w:szCs w:val="19"/>
-        </w:rPr>
-        <w:t>EndExlDate</w:t>
-      </w:r>
-      <w:r>
-        <w:rPr>
-          <w:rFonts w:ascii="돋움체" w:eastAsia="돋움체" w:cs="돋움체"/>
-          <w:color w:val="000000"/>
-          <w:kern w:val="0"/>
-          <w:sz w:val="16"/>
-          <w:szCs w:val="19"/>
-        </w:rPr>
-        <w:t xml:space="preserve">,                   </w:t>
-      </w:r>
-      <w:r>
-        <w:rPr>
-          <w:rFonts w:ascii="돋움체" w:eastAsia="돋움체" w:cs="돋움체"/>
-          <w:color w:val="008000"/>
-          <w:kern w:val="0"/>
-          <w:sz w:val="16"/>
-          <w:szCs w:val="19"/>
-        </w:rPr>
-        <w:t>// DayCOunt</w:t>
-      </w:r>
-      <w:r>
-        <w:rPr>
-          <w:rFonts w:ascii="돋움체" w:eastAsia="돋움체" w:cs="돋움체" w:hint="eastAsia"/>
-          <w:color w:val="008000"/>
-          <w:kern w:val="0"/>
-          <w:sz w:val="16"/>
-          <w:szCs w:val="19"/>
-        </w:rPr>
-        <w:t>종료</w:t>
+          <w:szCs w:val="16"/>
+        </w:rPr>
+        <w:t>NCpnsAnn</w:t>
+      </w:r>
+      <w:r>
+        <w:rPr>
+          <w:rFonts w:ascii="돋움체" w:eastAsia="돋움체" w:cs="돋움체"/>
+          <w:color w:val="000000"/>
+          <w:kern w:val="0"/>
+          <w:sz w:val="16"/>
+          <w:szCs w:val="16"/>
+        </w:rPr>
+        <w:t xml:space="preserve">,                     </w:t>
+      </w:r>
+      <w:r>
+        <w:rPr>
+          <w:rFonts w:ascii="돋움체" w:eastAsia="돋움체" w:cs="돋움체"/>
+          <w:color w:val="008000"/>
+          <w:kern w:val="0"/>
+          <w:sz w:val="16"/>
+          <w:szCs w:val="16"/>
+        </w:rPr>
+        <w:t xml:space="preserve">// Annual Payment Number, Array Length = NGenerator  </w:t>
       </w:r>
     </w:p>
     <w:p>
@@ -9259,7 +8865,7 @@
           <w:color w:val="000000"/>
           <w:kern w:val="0"/>
           <w:sz w:val="16"/>
-          <w:szCs w:val="19"/>
+          <w:szCs w:val="16"/>
         </w:rPr>
       </w:pPr>
     </w:p>
@@ -9274,16 +8880,16 @@
           <w:color w:val="000000"/>
           <w:kern w:val="0"/>
           <w:sz w:val="16"/>
-          <w:szCs w:val="19"/>
-        </w:rPr>
-      </w:pPr>
-      <w:r>
-        <w:rPr>
-          <w:rFonts w:ascii="돋움체" w:eastAsia="돋움체" w:cs="돋움체"/>
-          <w:color w:val="000000"/>
-          <w:kern w:val="0"/>
-          <w:sz w:val="16"/>
-          <w:szCs w:val="19"/>
+          <w:szCs w:val="16"/>
+        </w:rPr>
+      </w:pPr>
+      <w:r>
+        <w:rPr>
+          <w:rFonts w:ascii="돋움체" w:eastAsia="돋움체" w:cs="돋움체"/>
+          <w:color w:val="000000"/>
+          <w:kern w:val="0"/>
+          <w:sz w:val="16"/>
+          <w:szCs w:val="16"/>
         </w:rPr>
         <w:t xml:space="preserve">    </w:t>
       </w:r>
@@ -9293,7 +8899,7 @@
           <w:color w:val="0000FF"/>
           <w:kern w:val="0"/>
           <w:sz w:val="16"/>
-          <w:szCs w:val="19"/>
+          <w:szCs w:val="16"/>
         </w:rPr>
         <w:t>long</w:t>
       </w:r>
@@ -9303,7 +8909,7 @@
           <w:color w:val="000000"/>
           <w:kern w:val="0"/>
           <w:sz w:val="16"/>
-          <w:szCs w:val="19"/>
+          <w:szCs w:val="16"/>
         </w:rPr>
         <w:t xml:space="preserve">* </w:t>
       </w:r>
@@ -9313,39 +8919,29 @@
           <w:color w:val="808080"/>
           <w:kern w:val="0"/>
           <w:sz w:val="16"/>
-          <w:szCs w:val="19"/>
-        </w:rPr>
-        <w:t>PayExlDate</w:t>
-      </w:r>
-      <w:r>
-        <w:rPr>
-          <w:rFonts w:ascii="돋움체" w:eastAsia="돋움체" w:cs="돋움체"/>
-          <w:color w:val="000000"/>
-          <w:kern w:val="0"/>
-          <w:sz w:val="16"/>
-          <w:szCs w:val="19"/>
-        </w:rPr>
-        <w:t xml:space="preserve">,                   </w:t>
-      </w:r>
-      <w:r>
-        <w:rPr>
-          <w:rFonts w:ascii="돋움체" w:eastAsia="돋움체" w:cs="돋움체"/>
-          <w:color w:val="008000"/>
-          <w:kern w:val="0"/>
-          <w:sz w:val="16"/>
-          <w:szCs w:val="19"/>
-        </w:rPr>
-        <w:t xml:space="preserve">// </w:t>
-      </w:r>
-      <w:r>
-        <w:rPr>
-          <w:rFonts w:ascii="돋움체" w:eastAsia="돋움체" w:cs="돋움체" w:hint="eastAsia"/>
-          <w:color w:val="008000"/>
-          <w:kern w:val="0"/>
-          <w:sz w:val="16"/>
-          <w:szCs w:val="19"/>
-        </w:rPr>
-        <w:t>지급일</w:t>
+          <w:szCs w:val="16"/>
+        </w:rPr>
+        <w:t>CalcNCpn0CalcZeroResult1</w:t>
+      </w:r>
+      <w:r>
+        <w:rPr>
+          <w:rFonts w:ascii="돋움체" w:eastAsia="돋움체" w:cs="돋움체"/>
+          <w:color w:val="000000"/>
+          <w:kern w:val="0"/>
+          <w:sz w:val="16"/>
+          <w:szCs w:val="16"/>
+        </w:rPr>
+        <w:t xml:space="preserve">,     </w:t>
+      </w:r>
+      <w:r>
+        <w:rPr>
+          <w:rFonts w:ascii="돋움체" w:eastAsia="돋움체" w:cs="돋움체"/>
+          <w:color w:val="008000"/>
+          <w:kern w:val="0"/>
+          <w:sz w:val="16"/>
+          <w:szCs w:val="16"/>
+        </w:rPr>
+        <w:t>// Array Length = 1, 0: Calculate Number of Swap Coupon of Each Generator, 1: ZeroCurve Generate MODE</w:t>
       </w:r>
     </w:p>
     <w:p>
@@ -9359,16 +8955,16 @@
           <w:color w:val="000000"/>
           <w:kern w:val="0"/>
           <w:sz w:val="16"/>
-          <w:szCs w:val="19"/>
-        </w:rPr>
-      </w:pPr>
-      <w:r>
-        <w:rPr>
-          <w:rFonts w:ascii="돋움체" w:eastAsia="돋움체" w:cs="돋움체"/>
-          <w:color w:val="000000"/>
-          <w:kern w:val="0"/>
-          <w:sz w:val="16"/>
-          <w:szCs w:val="19"/>
+          <w:szCs w:val="16"/>
+        </w:rPr>
+      </w:pPr>
+      <w:r>
+        <w:rPr>
+          <w:rFonts w:ascii="돋움체" w:eastAsia="돋움체" w:cs="돋움체"/>
+          <w:color w:val="000000"/>
+          <w:kern w:val="0"/>
+          <w:sz w:val="16"/>
+          <w:szCs w:val="16"/>
         </w:rPr>
         <w:t xml:space="preserve">    </w:t>
       </w:r>
@@ -9378,17 +8974,17 @@
           <w:color w:val="0000FF"/>
           <w:kern w:val="0"/>
           <w:sz w:val="16"/>
-          <w:szCs w:val="19"/>
-        </w:rPr>
-        <w:t>double</w:t>
-      </w:r>
-      <w:r>
-        <w:rPr>
-          <w:rFonts w:ascii="돋움체" w:eastAsia="돋움체" w:cs="돋움체"/>
-          <w:color w:val="000000"/>
-          <w:kern w:val="0"/>
-          <w:sz w:val="16"/>
-          <w:szCs w:val="19"/>
+          <w:szCs w:val="16"/>
+        </w:rPr>
+        <w:t>long</w:t>
+      </w:r>
+      <w:r>
+        <w:rPr>
+          <w:rFonts w:ascii="돋움체" w:eastAsia="돋움체" w:cs="돋움체"/>
+          <w:color w:val="000000"/>
+          <w:kern w:val="0"/>
+          <w:sz w:val="16"/>
+          <w:szCs w:val="16"/>
         </w:rPr>
         <w:t xml:space="preserve">* </w:t>
       </w:r>
@@ -9398,39 +8994,29 @@
           <w:color w:val="808080"/>
           <w:kern w:val="0"/>
           <w:sz w:val="16"/>
-          <w:szCs w:val="19"/>
-        </w:rPr>
-        <w:t>SwapRate</w:t>
-      </w:r>
-      <w:r>
-        <w:rPr>
-          <w:rFonts w:ascii="돋움체" w:eastAsia="돋움체" w:cs="돋움체"/>
-          <w:color w:val="000000"/>
-          <w:kern w:val="0"/>
-          <w:sz w:val="16"/>
-          <w:szCs w:val="19"/>
-        </w:rPr>
-        <w:t xml:space="preserve">,                   </w:t>
-      </w:r>
-      <w:r>
-        <w:rPr>
-          <w:rFonts w:ascii="돋움체" w:eastAsia="돋움체" w:cs="돋움체"/>
-          <w:color w:val="008000"/>
-          <w:kern w:val="0"/>
-          <w:sz w:val="16"/>
-          <w:szCs w:val="19"/>
-        </w:rPr>
-        <w:t xml:space="preserve">// </w:t>
-      </w:r>
-      <w:r>
-        <w:rPr>
-          <w:rFonts w:ascii="돋움체" w:eastAsia="돋움체" w:cs="돋움체" w:hint="eastAsia"/>
-          <w:color w:val="008000"/>
-          <w:kern w:val="0"/>
-          <w:sz w:val="16"/>
-          <w:szCs w:val="19"/>
-        </w:rPr>
-        <w:t>스왑레이트</w:t>
+          <w:szCs w:val="16"/>
+        </w:rPr>
+        <w:t>NResultCpnArray</w:t>
+      </w:r>
+      <w:r>
+        <w:rPr>
+          <w:rFonts w:ascii="돋움체" w:eastAsia="돋움체" w:cs="돋움체"/>
+          <w:color w:val="000000"/>
+          <w:kern w:val="0"/>
+          <w:sz w:val="16"/>
+          <w:szCs w:val="16"/>
+        </w:rPr>
+        <w:t xml:space="preserve">,              </w:t>
+      </w:r>
+      <w:r>
+        <w:rPr>
+          <w:rFonts w:ascii="돋움체" w:eastAsia="돋움체" w:cs="돋움체"/>
+          <w:color w:val="008000"/>
+          <w:kern w:val="0"/>
+          <w:sz w:val="16"/>
+          <w:szCs w:val="16"/>
+        </w:rPr>
+        <w:t xml:space="preserve">// OutPut : NCoupon of Each Generators, Array Length = NGenerator  </w:t>
       </w:r>
     </w:p>
     <w:p>
@@ -9444,16 +9030,16 @@
           <w:color w:val="000000"/>
           <w:kern w:val="0"/>
           <w:sz w:val="16"/>
-          <w:szCs w:val="19"/>
-        </w:rPr>
-      </w:pPr>
-      <w:r>
-        <w:rPr>
-          <w:rFonts w:ascii="돋움체" w:eastAsia="돋움체" w:cs="돋움체"/>
-          <w:color w:val="000000"/>
-          <w:kern w:val="0"/>
-          <w:sz w:val="16"/>
-          <w:szCs w:val="19"/>
+          <w:szCs w:val="16"/>
+        </w:rPr>
+      </w:pPr>
+      <w:r>
+        <w:rPr>
+          <w:rFonts w:ascii="돋움체" w:eastAsia="돋움체" w:cs="돋움체"/>
+          <w:color w:val="000000"/>
+          <w:kern w:val="0"/>
+          <w:sz w:val="16"/>
+          <w:szCs w:val="16"/>
         </w:rPr>
         <w:t xml:space="preserve">    </w:t>
       </w:r>
@@ -9463,17 +9049,17 @@
           <w:color w:val="0000FF"/>
           <w:kern w:val="0"/>
           <w:sz w:val="16"/>
-          <w:szCs w:val="19"/>
-        </w:rPr>
-        <w:t>double</w:t>
-      </w:r>
-      <w:r>
-        <w:rPr>
-          <w:rFonts w:ascii="돋움체" w:eastAsia="돋움체" w:cs="돋움체"/>
-          <w:color w:val="000000"/>
-          <w:kern w:val="0"/>
-          <w:sz w:val="16"/>
-          <w:szCs w:val="19"/>
+          <w:szCs w:val="16"/>
+        </w:rPr>
+        <w:t>long</w:t>
+      </w:r>
+      <w:r>
+        <w:rPr>
+          <w:rFonts w:ascii="돋움체" w:eastAsia="돋움체" w:cs="돋움체"/>
+          <w:color w:val="000000"/>
+          <w:kern w:val="0"/>
+          <w:sz w:val="16"/>
+          <w:szCs w:val="16"/>
         </w:rPr>
         <w:t xml:space="preserve">* </w:t>
       </w:r>
@@ -9483,19 +9069,29 @@
           <w:color w:val="808080"/>
           <w:kern w:val="0"/>
           <w:sz w:val="16"/>
-          <w:szCs w:val="19"/>
-        </w:rPr>
-        <w:t>ResultTerm</w:t>
-      </w:r>
-      <w:r>
-        <w:rPr>
-          <w:rFonts w:ascii="돋움체" w:eastAsia="돋움체" w:cs="돋움체"/>
-          <w:color w:val="000000"/>
-          <w:kern w:val="0"/>
-          <w:sz w:val="16"/>
-          <w:szCs w:val="19"/>
-        </w:rPr>
-        <w:t>,</w:t>
+          <w:szCs w:val="16"/>
+        </w:rPr>
+        <w:t>ResultForwardStart</w:t>
+      </w:r>
+      <w:r>
+        <w:rPr>
+          <w:rFonts w:ascii="돋움체" w:eastAsia="돋움체" w:cs="돋움체"/>
+          <w:color w:val="000000"/>
+          <w:kern w:val="0"/>
+          <w:sz w:val="16"/>
+          <w:szCs w:val="16"/>
+        </w:rPr>
+        <w:t xml:space="preserve">,           </w:t>
+      </w:r>
+      <w:r>
+        <w:rPr>
+          <w:rFonts w:ascii="돋움체" w:eastAsia="돋움체" w:cs="돋움체"/>
+          <w:color w:val="008000"/>
+          <w:kern w:val="0"/>
+          <w:sz w:val="16"/>
+          <w:szCs w:val="16"/>
+        </w:rPr>
+        <w:t>// Output : ResultForwardStart, Array Length = sum(NResultCpnArray)</w:t>
       </w:r>
     </w:p>
     <w:p>
@@ -9509,16 +9105,16 @@
           <w:color w:val="000000"/>
           <w:kern w:val="0"/>
           <w:sz w:val="16"/>
-          <w:szCs w:val="19"/>
-        </w:rPr>
-      </w:pPr>
-      <w:r>
-        <w:rPr>
-          <w:rFonts w:ascii="돋움체" w:eastAsia="돋움체" w:cs="돋움체"/>
-          <w:color w:val="000000"/>
-          <w:kern w:val="0"/>
-          <w:sz w:val="16"/>
-          <w:szCs w:val="19"/>
+          <w:szCs w:val="16"/>
+        </w:rPr>
+      </w:pPr>
+      <w:r>
+        <w:rPr>
+          <w:rFonts w:ascii="돋움체" w:eastAsia="돋움체" w:cs="돋움체"/>
+          <w:color w:val="000000"/>
+          <w:kern w:val="0"/>
+          <w:sz w:val="16"/>
+          <w:szCs w:val="16"/>
         </w:rPr>
         <w:t xml:space="preserve">    </w:t>
       </w:r>
@@ -9528,17 +9124,17 @@
           <w:color w:val="0000FF"/>
           <w:kern w:val="0"/>
           <w:sz w:val="16"/>
-          <w:szCs w:val="19"/>
-        </w:rPr>
-        <w:t>double</w:t>
-      </w:r>
-      <w:r>
-        <w:rPr>
-          <w:rFonts w:ascii="돋움체" w:eastAsia="돋움체" w:cs="돋움체"/>
-          <w:color w:val="000000"/>
-          <w:kern w:val="0"/>
-          <w:sz w:val="16"/>
-          <w:szCs w:val="19"/>
+          <w:szCs w:val="16"/>
+        </w:rPr>
+        <w:t>long</w:t>
+      </w:r>
+      <w:r>
+        <w:rPr>
+          <w:rFonts w:ascii="돋움체" w:eastAsia="돋움체" w:cs="돋움체"/>
+          <w:color w:val="000000"/>
+          <w:kern w:val="0"/>
+          <w:sz w:val="16"/>
+          <w:szCs w:val="16"/>
         </w:rPr>
         <w:t xml:space="preserve">* </w:t>
       </w:r>
@@ -9548,19 +9144,29 @@
           <w:color w:val="808080"/>
           <w:kern w:val="0"/>
           <w:sz w:val="16"/>
-          <w:szCs w:val="19"/>
-        </w:rPr>
-        <w:t>ResultRate</w:t>
-      </w:r>
-      <w:r>
-        <w:rPr>
-          <w:rFonts w:ascii="돋움체" w:eastAsia="돋움체" w:cs="돋움체"/>
-          <w:color w:val="000000"/>
-          <w:kern w:val="0"/>
-          <w:sz w:val="16"/>
-          <w:szCs w:val="19"/>
-        </w:rPr>
-        <w:t>,</w:t>
+          <w:szCs w:val="16"/>
+        </w:rPr>
+        <w:t>ResultForwardEnd</w:t>
+      </w:r>
+      <w:r>
+        <w:rPr>
+          <w:rFonts w:ascii="돋움체" w:eastAsia="돋움체" w:cs="돋움체"/>
+          <w:color w:val="000000"/>
+          <w:kern w:val="0"/>
+          <w:sz w:val="16"/>
+          <w:szCs w:val="16"/>
+        </w:rPr>
+        <w:t xml:space="preserve">,             </w:t>
+      </w:r>
+      <w:r>
+        <w:rPr>
+          <w:rFonts w:ascii="돋움체" w:eastAsia="돋움체" w:cs="돋움체"/>
+          <w:color w:val="008000"/>
+          <w:kern w:val="0"/>
+          <w:sz w:val="16"/>
+          <w:szCs w:val="16"/>
+        </w:rPr>
+        <w:t>// Output : ResultForwardEnd, Array Length = sum(NResultCpnArray)</w:t>
       </w:r>
     </w:p>
     <w:p>
@@ -9574,16 +9180,16 @@
           <w:color w:val="000000"/>
           <w:kern w:val="0"/>
           <w:sz w:val="16"/>
-          <w:szCs w:val="19"/>
-        </w:rPr>
-      </w:pPr>
-      <w:r>
-        <w:rPr>
-          <w:rFonts w:ascii="돋움체" w:eastAsia="돋움체" w:cs="돋움체"/>
-          <w:color w:val="000000"/>
-          <w:kern w:val="0"/>
-          <w:sz w:val="16"/>
-          <w:szCs w:val="19"/>
+          <w:szCs w:val="16"/>
+        </w:rPr>
+      </w:pPr>
+      <w:r>
+        <w:rPr>
+          <w:rFonts w:ascii="돋움체" w:eastAsia="돋움체" w:cs="돋움체"/>
+          <w:color w:val="000000"/>
+          <w:kern w:val="0"/>
+          <w:sz w:val="16"/>
+          <w:szCs w:val="16"/>
         </w:rPr>
         <w:t xml:space="preserve">    </w:t>
       </w:r>
@@ -9593,7 +9199,7 @@
           <w:color w:val="0000FF"/>
           <w:kern w:val="0"/>
           <w:sz w:val="16"/>
-          <w:szCs w:val="19"/>
+          <w:szCs w:val="16"/>
         </w:rPr>
         <w:t>long</w:t>
       </w:r>
@@ -9603,61 +9209,1104 @@
           <w:color w:val="000000"/>
           <w:kern w:val="0"/>
           <w:sz w:val="16"/>
-          <w:szCs w:val="19"/>
+          <w:szCs w:val="16"/>
+        </w:rPr>
+        <w:t xml:space="preserve">* </w:t>
+      </w:r>
+      <w:r>
+        <w:rPr>
+          <w:rFonts w:ascii="돋움체" w:eastAsia="돋움체" w:cs="돋움체"/>
+          <w:color w:val="808080"/>
+          <w:kern w:val="0"/>
+          <w:sz w:val="16"/>
+          <w:szCs w:val="16"/>
+        </w:rPr>
+        <w:t>ResultStartDate</w:t>
+      </w:r>
+      <w:r>
+        <w:rPr>
+          <w:rFonts w:ascii="돋움체" w:eastAsia="돋움체" w:cs="돋움체"/>
+          <w:color w:val="000000"/>
+          <w:kern w:val="0"/>
+          <w:sz w:val="16"/>
+          <w:szCs w:val="16"/>
+        </w:rPr>
+        <w:t xml:space="preserve">,              </w:t>
+      </w:r>
+      <w:r>
+        <w:rPr>
+          <w:rFonts w:ascii="돋움체" w:eastAsia="돋움체" w:cs="돋움체"/>
+          <w:color w:val="008000"/>
+          <w:kern w:val="0"/>
+          <w:sz w:val="16"/>
+          <w:szCs w:val="16"/>
+        </w:rPr>
+        <w:t>// Output : ResultStartDate, Array Length = sum(NResultCpnArray)</w:t>
+      </w:r>
+    </w:p>
+    <w:p>
+      <w:pPr>
+        <w:wordWrap/>
+        <w:adjustRightInd w:val="0"/>
+        <w:spacing w:after="0" w:line="240" w:lineRule="auto"/>
+        <w:jc w:val="left"/>
+        <w:rPr>
+          <w:rFonts w:ascii="돋움체" w:eastAsia="돋움체" w:cs="돋움체"/>
+          <w:color w:val="000000"/>
+          <w:kern w:val="0"/>
+          <w:sz w:val="16"/>
+          <w:szCs w:val="16"/>
+        </w:rPr>
+      </w:pPr>
+    </w:p>
+    <w:p>
+      <w:pPr>
+        <w:wordWrap/>
+        <w:adjustRightInd w:val="0"/>
+        <w:spacing w:after="0" w:line="240" w:lineRule="auto"/>
+        <w:jc w:val="left"/>
+        <w:rPr>
+          <w:rFonts w:ascii="돋움체" w:eastAsia="돋움체" w:cs="돋움체"/>
+          <w:color w:val="000000"/>
+          <w:kern w:val="0"/>
+          <w:sz w:val="16"/>
+          <w:szCs w:val="16"/>
+        </w:rPr>
+      </w:pPr>
+      <w:r>
+        <w:rPr>
+          <w:rFonts w:ascii="돋움체" w:eastAsia="돋움체" w:cs="돋움체"/>
+          <w:color w:val="000000"/>
+          <w:kern w:val="0"/>
+          <w:sz w:val="16"/>
+          <w:szCs w:val="16"/>
+        </w:rPr>
+        <w:t xml:space="preserve">    </w:t>
+      </w:r>
+      <w:r>
+        <w:rPr>
+          <w:rFonts w:ascii="돋움체" w:eastAsia="돋움체" w:cs="돋움체"/>
+          <w:color w:val="0000FF"/>
+          <w:kern w:val="0"/>
+          <w:sz w:val="16"/>
+          <w:szCs w:val="16"/>
+        </w:rPr>
+        <w:t>long</w:t>
+      </w:r>
+      <w:r>
+        <w:rPr>
+          <w:rFonts w:ascii="돋움체" w:eastAsia="돋움체" w:cs="돋움체"/>
+          <w:color w:val="000000"/>
+          <w:kern w:val="0"/>
+          <w:sz w:val="16"/>
+          <w:szCs w:val="16"/>
+        </w:rPr>
+        <w:t xml:space="preserve">* </w:t>
+      </w:r>
+      <w:r>
+        <w:rPr>
+          <w:rFonts w:ascii="돋움체" w:eastAsia="돋움체" w:cs="돋움체"/>
+          <w:color w:val="808080"/>
+          <w:kern w:val="0"/>
+          <w:sz w:val="16"/>
+          <w:szCs w:val="16"/>
+        </w:rPr>
+        <w:t>ResultEndDate</w:t>
+      </w:r>
+      <w:r>
+        <w:rPr>
+          <w:rFonts w:ascii="돋움체" w:eastAsia="돋움체" w:cs="돋움체"/>
+          <w:color w:val="000000"/>
+          <w:kern w:val="0"/>
+          <w:sz w:val="16"/>
+          <w:szCs w:val="16"/>
+        </w:rPr>
+        <w:t xml:space="preserve">,                </w:t>
+      </w:r>
+      <w:r>
+        <w:rPr>
+          <w:rFonts w:ascii="돋움체" w:eastAsia="돋움체" w:cs="돋움체"/>
+          <w:color w:val="008000"/>
+          <w:kern w:val="0"/>
+          <w:sz w:val="16"/>
+          <w:szCs w:val="16"/>
+        </w:rPr>
+        <w:t>// Output : ResultEndDate, Array Length = sum(NResultCpnArray)</w:t>
+      </w:r>
+    </w:p>
+    <w:p>
+      <w:pPr>
+        <w:wordWrap/>
+        <w:adjustRightInd w:val="0"/>
+        <w:spacing w:after="0" w:line="240" w:lineRule="auto"/>
+        <w:jc w:val="left"/>
+        <w:rPr>
+          <w:rFonts w:ascii="돋움체" w:eastAsia="돋움체" w:cs="돋움체"/>
+          <w:color w:val="000000"/>
+          <w:kern w:val="0"/>
+          <w:sz w:val="16"/>
+          <w:szCs w:val="16"/>
+        </w:rPr>
+      </w:pPr>
+      <w:r>
+        <w:rPr>
+          <w:rFonts w:ascii="돋움체" w:eastAsia="돋움체" w:cs="돋움체"/>
+          <w:color w:val="000000"/>
+          <w:kern w:val="0"/>
+          <w:sz w:val="16"/>
+          <w:szCs w:val="16"/>
+        </w:rPr>
+        <w:t xml:space="preserve">    </w:t>
+      </w:r>
+      <w:r>
+        <w:rPr>
+          <w:rFonts w:ascii="돋움체" w:eastAsia="돋움체" w:cs="돋움체"/>
+          <w:color w:val="0000FF"/>
+          <w:kern w:val="0"/>
+          <w:sz w:val="16"/>
+          <w:szCs w:val="16"/>
+        </w:rPr>
+        <w:t>long</w:t>
+      </w:r>
+      <w:r>
+        <w:rPr>
+          <w:rFonts w:ascii="돋움체" w:eastAsia="돋움체" w:cs="돋움체"/>
+          <w:color w:val="000000"/>
+          <w:kern w:val="0"/>
+          <w:sz w:val="16"/>
+          <w:szCs w:val="16"/>
+        </w:rPr>
+        <w:t xml:space="preserve">* </w:t>
+      </w:r>
+      <w:r>
+        <w:rPr>
+          <w:rFonts w:ascii="돋움체" w:eastAsia="돋움체" w:cs="돋움체"/>
+          <w:color w:val="808080"/>
+          <w:kern w:val="0"/>
+          <w:sz w:val="16"/>
+          <w:szCs w:val="16"/>
+        </w:rPr>
+        <w:t>ResultPayDate</w:t>
+      </w:r>
+      <w:r>
+        <w:rPr>
+          <w:rFonts w:ascii="돋움체" w:eastAsia="돋움체" w:cs="돋움체"/>
+          <w:color w:val="000000"/>
+          <w:kern w:val="0"/>
+          <w:sz w:val="16"/>
+          <w:szCs w:val="16"/>
+        </w:rPr>
+        <w:t xml:space="preserve">,                </w:t>
+      </w:r>
+      <w:r>
+        <w:rPr>
+          <w:rFonts w:ascii="돋움체" w:eastAsia="돋움체" w:cs="돋움체"/>
+          <w:color w:val="008000"/>
+          <w:kern w:val="0"/>
+          <w:sz w:val="16"/>
+          <w:szCs w:val="16"/>
+        </w:rPr>
+        <w:t>// Output : ResultPayDate, Array Length = sum(NResultCpnArray)</w:t>
+      </w:r>
+    </w:p>
+    <w:p>
+      <w:pPr>
+        <w:wordWrap/>
+        <w:adjustRightInd w:val="0"/>
+        <w:spacing w:after="0" w:line="240" w:lineRule="auto"/>
+        <w:jc w:val="left"/>
+        <w:rPr>
+          <w:rFonts w:ascii="돋움체" w:eastAsia="돋움체" w:cs="돋움체"/>
+          <w:color w:val="000000"/>
+          <w:kern w:val="0"/>
+          <w:sz w:val="16"/>
+          <w:szCs w:val="16"/>
+        </w:rPr>
+      </w:pPr>
+      <w:r>
+        <w:rPr>
+          <w:rFonts w:ascii="돋움체" w:eastAsia="돋움체" w:cs="돋움체"/>
+          <w:color w:val="000000"/>
+          <w:kern w:val="0"/>
+          <w:sz w:val="16"/>
+          <w:szCs w:val="16"/>
+        </w:rPr>
+        <w:t xml:space="preserve">    </w:t>
+      </w:r>
+      <w:r>
+        <w:rPr>
+          <w:rFonts w:ascii="돋움체" w:eastAsia="돋움체" w:cs="돋움체"/>
+          <w:color w:val="0000FF"/>
+          <w:kern w:val="0"/>
+          <w:sz w:val="16"/>
+          <w:szCs w:val="16"/>
+        </w:rPr>
+        <w:t>long</w:t>
+      </w:r>
+      <w:r>
+        <w:rPr>
+          <w:rFonts w:ascii="돋움체" w:eastAsia="돋움체" w:cs="돋움체"/>
+          <w:color w:val="000000"/>
+          <w:kern w:val="0"/>
+          <w:sz w:val="16"/>
+          <w:szCs w:val="16"/>
+        </w:rPr>
+        <w:t xml:space="preserve">* </w:t>
+      </w:r>
+      <w:r>
+        <w:rPr>
+          <w:rFonts w:ascii="돋움체" w:eastAsia="돋움체" w:cs="돋움체"/>
+          <w:color w:val="808080"/>
+          <w:kern w:val="0"/>
+          <w:sz w:val="16"/>
+          <w:szCs w:val="16"/>
+        </w:rPr>
+        <w:t>ResultForwardStartUSD</w:t>
+      </w:r>
+      <w:r>
+        <w:rPr>
+          <w:rFonts w:ascii="돋움체" w:eastAsia="돋움체" w:cs="돋움체"/>
+          <w:color w:val="000000"/>
+          <w:kern w:val="0"/>
+          <w:sz w:val="16"/>
+          <w:szCs w:val="16"/>
+        </w:rPr>
+        <w:t xml:space="preserve">,        </w:t>
+      </w:r>
+      <w:r>
+        <w:rPr>
+          <w:rFonts w:ascii="돋움체" w:eastAsia="돋움체" w:cs="돋움체"/>
+          <w:color w:val="008000"/>
+          <w:kern w:val="0"/>
+          <w:sz w:val="16"/>
+          <w:szCs w:val="16"/>
+        </w:rPr>
+        <w:t>// Output : ResultForwardStartUSD, Array Length = sum(NResultCpnArray)</w:t>
+      </w:r>
+    </w:p>
+    <w:p>
+      <w:pPr>
+        <w:wordWrap/>
+        <w:adjustRightInd w:val="0"/>
+        <w:spacing w:after="0" w:line="240" w:lineRule="auto"/>
+        <w:jc w:val="left"/>
+        <w:rPr>
+          <w:rFonts w:ascii="돋움체" w:eastAsia="돋움체" w:cs="돋움체"/>
+          <w:color w:val="000000"/>
+          <w:kern w:val="0"/>
+          <w:sz w:val="16"/>
+          <w:szCs w:val="16"/>
+        </w:rPr>
+      </w:pPr>
+      <w:r>
+        <w:rPr>
+          <w:rFonts w:ascii="돋움체" w:eastAsia="돋움체" w:cs="돋움체"/>
+          <w:color w:val="000000"/>
+          <w:kern w:val="0"/>
+          <w:sz w:val="16"/>
+          <w:szCs w:val="16"/>
+        </w:rPr>
+        <w:t xml:space="preserve">    </w:t>
+      </w:r>
+      <w:r>
+        <w:rPr>
+          <w:rFonts w:ascii="돋움체" w:eastAsia="돋움체" w:cs="돋움체"/>
+          <w:color w:val="0000FF"/>
+          <w:kern w:val="0"/>
+          <w:sz w:val="16"/>
+          <w:szCs w:val="16"/>
+        </w:rPr>
+        <w:t>long</w:t>
+      </w:r>
+      <w:r>
+        <w:rPr>
+          <w:rFonts w:ascii="돋움체" w:eastAsia="돋움체" w:cs="돋움체"/>
+          <w:color w:val="000000"/>
+          <w:kern w:val="0"/>
+          <w:sz w:val="16"/>
+          <w:szCs w:val="16"/>
+        </w:rPr>
+        <w:t xml:space="preserve">* </w:t>
+      </w:r>
+      <w:r>
+        <w:rPr>
+          <w:rFonts w:ascii="돋움체" w:eastAsia="돋움체" w:cs="돋움체"/>
+          <w:color w:val="808080"/>
+          <w:kern w:val="0"/>
+          <w:sz w:val="16"/>
+          <w:szCs w:val="16"/>
+        </w:rPr>
+        <w:t>ResultForwardEndUSD</w:t>
+      </w:r>
+      <w:r>
+        <w:rPr>
+          <w:rFonts w:ascii="돋움체" w:eastAsia="돋움체" w:cs="돋움체"/>
+          <w:color w:val="000000"/>
+          <w:kern w:val="0"/>
+          <w:sz w:val="16"/>
+          <w:szCs w:val="16"/>
+        </w:rPr>
+        <w:t xml:space="preserve">,          </w:t>
+      </w:r>
+      <w:r>
+        <w:rPr>
+          <w:rFonts w:ascii="돋움체" w:eastAsia="돋움체" w:cs="돋움체"/>
+          <w:color w:val="008000"/>
+          <w:kern w:val="0"/>
+          <w:sz w:val="16"/>
+          <w:szCs w:val="16"/>
+        </w:rPr>
+        <w:t>// Output : ResultForwardEndUSD, Array Length = sum(NResultCpnArray)</w:t>
+      </w:r>
+    </w:p>
+    <w:p>
+      <w:pPr>
+        <w:wordWrap/>
+        <w:adjustRightInd w:val="0"/>
+        <w:spacing w:after="0" w:line="240" w:lineRule="auto"/>
+        <w:jc w:val="left"/>
+        <w:rPr>
+          <w:rFonts w:ascii="돋움체" w:eastAsia="돋움체" w:cs="돋움체"/>
+          <w:color w:val="000000"/>
+          <w:kern w:val="0"/>
+          <w:sz w:val="16"/>
+          <w:szCs w:val="16"/>
+        </w:rPr>
+      </w:pPr>
+      <w:r>
+        <w:rPr>
+          <w:rFonts w:ascii="돋움체" w:eastAsia="돋움체" w:cs="돋움체"/>
+          <w:color w:val="000000"/>
+          <w:kern w:val="0"/>
+          <w:sz w:val="16"/>
+          <w:szCs w:val="16"/>
+        </w:rPr>
+        <w:t xml:space="preserve">    </w:t>
+      </w:r>
+      <w:r>
+        <w:rPr>
+          <w:rFonts w:ascii="돋움체" w:eastAsia="돋움체" w:cs="돋움체"/>
+          <w:color w:val="0000FF"/>
+          <w:kern w:val="0"/>
+          <w:sz w:val="16"/>
+          <w:szCs w:val="16"/>
+        </w:rPr>
+        <w:t>long</w:t>
+      </w:r>
+      <w:r>
+        <w:rPr>
+          <w:rFonts w:ascii="돋움체" w:eastAsia="돋움체" w:cs="돋움체"/>
+          <w:color w:val="000000"/>
+          <w:kern w:val="0"/>
+          <w:sz w:val="16"/>
+          <w:szCs w:val="16"/>
+        </w:rPr>
+        <w:t xml:space="preserve">* </w:t>
+      </w:r>
+      <w:r>
+        <w:rPr>
+          <w:rFonts w:ascii="돋움체" w:eastAsia="돋움체" w:cs="돋움체"/>
+          <w:color w:val="808080"/>
+          <w:kern w:val="0"/>
+          <w:sz w:val="16"/>
+          <w:szCs w:val="16"/>
+        </w:rPr>
+        <w:t>ResultStartUSD</w:t>
+      </w:r>
+      <w:r>
+        <w:rPr>
+          <w:rFonts w:ascii="돋움체" w:eastAsia="돋움체" w:cs="돋움체"/>
+          <w:color w:val="000000"/>
+          <w:kern w:val="0"/>
+          <w:sz w:val="16"/>
+          <w:szCs w:val="16"/>
+        </w:rPr>
+        <w:t xml:space="preserve">,               </w:t>
+      </w:r>
+      <w:r>
+        <w:rPr>
+          <w:rFonts w:ascii="돋움체" w:eastAsia="돋움체" w:cs="돋움체"/>
+          <w:color w:val="008000"/>
+          <w:kern w:val="0"/>
+          <w:sz w:val="16"/>
+          <w:szCs w:val="16"/>
+        </w:rPr>
+        <w:t>// Output : ResultStartUSD, Array Length = sum(NResultCpnArray)</w:t>
+      </w:r>
+    </w:p>
+    <w:p>
+      <w:pPr>
+        <w:wordWrap/>
+        <w:adjustRightInd w:val="0"/>
+        <w:spacing w:after="0" w:line="240" w:lineRule="auto"/>
+        <w:jc w:val="left"/>
+        <w:rPr>
+          <w:rFonts w:ascii="돋움체" w:eastAsia="돋움체" w:cs="돋움체"/>
+          <w:color w:val="000000"/>
+          <w:kern w:val="0"/>
+          <w:sz w:val="16"/>
+          <w:szCs w:val="16"/>
+        </w:rPr>
+      </w:pPr>
+    </w:p>
+    <w:p>
+      <w:pPr>
+        <w:wordWrap/>
+        <w:adjustRightInd w:val="0"/>
+        <w:spacing w:after="0" w:line="240" w:lineRule="auto"/>
+        <w:jc w:val="left"/>
+        <w:rPr>
+          <w:rFonts w:ascii="돋움체" w:eastAsia="돋움체" w:cs="돋움체"/>
+          <w:color w:val="000000"/>
+          <w:kern w:val="0"/>
+          <w:sz w:val="16"/>
+          <w:szCs w:val="16"/>
+        </w:rPr>
+      </w:pPr>
+      <w:r>
+        <w:rPr>
+          <w:rFonts w:ascii="돋움체" w:eastAsia="돋움체" w:cs="돋움체"/>
+          <w:color w:val="000000"/>
+          <w:kern w:val="0"/>
+          <w:sz w:val="16"/>
+          <w:szCs w:val="16"/>
+        </w:rPr>
+        <w:lastRenderedPageBreak/>
+        <w:t xml:space="preserve">    </w:t>
+      </w:r>
+      <w:r>
+        <w:rPr>
+          <w:rFonts w:ascii="돋움체" w:eastAsia="돋움체" w:cs="돋움체"/>
+          <w:color w:val="0000FF"/>
+          <w:kern w:val="0"/>
+          <w:sz w:val="16"/>
+          <w:szCs w:val="16"/>
+        </w:rPr>
+        <w:t>long</w:t>
+      </w:r>
+      <w:r>
+        <w:rPr>
+          <w:rFonts w:ascii="돋움체" w:eastAsia="돋움체" w:cs="돋움체"/>
+          <w:color w:val="000000"/>
+          <w:kern w:val="0"/>
+          <w:sz w:val="16"/>
+          <w:szCs w:val="16"/>
+        </w:rPr>
+        <w:t xml:space="preserve">* </w:t>
+      </w:r>
+      <w:r>
+        <w:rPr>
+          <w:rFonts w:ascii="돋움체" w:eastAsia="돋움체" w:cs="돋움체"/>
+          <w:color w:val="808080"/>
+          <w:kern w:val="0"/>
+          <w:sz w:val="16"/>
+          <w:szCs w:val="16"/>
+        </w:rPr>
+        <w:t>ResultEndUSD</w:t>
+      </w:r>
+      <w:r>
+        <w:rPr>
+          <w:rFonts w:ascii="돋움체" w:eastAsia="돋움체" w:cs="돋움체"/>
+          <w:color w:val="000000"/>
+          <w:kern w:val="0"/>
+          <w:sz w:val="16"/>
+          <w:szCs w:val="16"/>
+        </w:rPr>
+        <w:t xml:space="preserve">,                 </w:t>
+      </w:r>
+      <w:r>
+        <w:rPr>
+          <w:rFonts w:ascii="돋움체" w:eastAsia="돋움체" w:cs="돋움체"/>
+          <w:color w:val="008000"/>
+          <w:kern w:val="0"/>
+          <w:sz w:val="16"/>
+          <w:szCs w:val="16"/>
+        </w:rPr>
+        <w:t>// Output : ResultEndUSD, Array Length = sum(NResultCpnArray)</w:t>
+      </w:r>
+    </w:p>
+    <w:p>
+      <w:pPr>
+        <w:wordWrap/>
+        <w:adjustRightInd w:val="0"/>
+        <w:spacing w:after="0" w:line="240" w:lineRule="auto"/>
+        <w:jc w:val="left"/>
+        <w:rPr>
+          <w:rFonts w:ascii="돋움체" w:eastAsia="돋움체" w:cs="돋움체"/>
+          <w:color w:val="000000"/>
+          <w:kern w:val="0"/>
+          <w:sz w:val="16"/>
+          <w:szCs w:val="16"/>
+        </w:rPr>
+      </w:pPr>
+      <w:r>
+        <w:rPr>
+          <w:rFonts w:ascii="돋움체" w:eastAsia="돋움체" w:cs="돋움체"/>
+          <w:color w:val="000000"/>
+          <w:kern w:val="0"/>
+          <w:sz w:val="16"/>
+          <w:szCs w:val="16"/>
+        </w:rPr>
+        <w:t xml:space="preserve">    </w:t>
+      </w:r>
+      <w:r>
+        <w:rPr>
+          <w:rFonts w:ascii="돋움체" w:eastAsia="돋움체" w:cs="돋움체"/>
+          <w:color w:val="0000FF"/>
+          <w:kern w:val="0"/>
+          <w:sz w:val="16"/>
+          <w:szCs w:val="16"/>
+        </w:rPr>
+        <w:t>long</w:t>
+      </w:r>
+      <w:r>
+        <w:rPr>
+          <w:rFonts w:ascii="돋움체" w:eastAsia="돋움체" w:cs="돋움체"/>
+          <w:color w:val="000000"/>
+          <w:kern w:val="0"/>
+          <w:sz w:val="16"/>
+          <w:szCs w:val="16"/>
+        </w:rPr>
+        <w:t xml:space="preserve">* </w:t>
+      </w:r>
+      <w:r>
+        <w:rPr>
+          <w:rFonts w:ascii="돋움체" w:eastAsia="돋움체" w:cs="돋움체"/>
+          <w:color w:val="808080"/>
+          <w:kern w:val="0"/>
+          <w:sz w:val="16"/>
+          <w:szCs w:val="16"/>
+        </w:rPr>
+        <w:t>ResultPayUSD</w:t>
+      </w:r>
+      <w:r>
+        <w:rPr>
+          <w:rFonts w:ascii="돋움체" w:eastAsia="돋움체" w:cs="돋움체"/>
+          <w:color w:val="000000"/>
+          <w:kern w:val="0"/>
+          <w:sz w:val="16"/>
+          <w:szCs w:val="16"/>
+        </w:rPr>
+        <w:t xml:space="preserve">,                 </w:t>
+      </w:r>
+      <w:r>
+        <w:rPr>
+          <w:rFonts w:ascii="돋움체" w:eastAsia="돋움체" w:cs="돋움체"/>
+          <w:color w:val="008000"/>
+          <w:kern w:val="0"/>
+          <w:sz w:val="16"/>
+          <w:szCs w:val="16"/>
+        </w:rPr>
+        <w:t>// Output : ResultPayUSD, Array Length = sum(NResultCpnArray)</w:t>
+      </w:r>
+    </w:p>
+    <w:p>
+      <w:pPr>
+        <w:wordWrap/>
+        <w:adjustRightInd w:val="0"/>
+        <w:spacing w:after="0" w:line="240" w:lineRule="auto"/>
+        <w:jc w:val="left"/>
+        <w:rPr>
+          <w:rFonts w:ascii="돋움체" w:eastAsia="돋움체" w:cs="돋움체"/>
+          <w:color w:val="000000"/>
+          <w:kern w:val="0"/>
+          <w:sz w:val="16"/>
+          <w:szCs w:val="16"/>
+        </w:rPr>
+      </w:pPr>
+      <w:r>
+        <w:rPr>
+          <w:rFonts w:ascii="돋움체" w:eastAsia="돋움체" w:cs="돋움체"/>
+          <w:color w:val="000000"/>
+          <w:kern w:val="0"/>
+          <w:sz w:val="16"/>
+          <w:szCs w:val="16"/>
+        </w:rPr>
+        <w:t xml:space="preserve">    </w:t>
+      </w:r>
+      <w:r>
+        <w:rPr>
+          <w:rFonts w:ascii="돋움체" w:eastAsia="돋움체" w:cs="돋움체"/>
+          <w:color w:val="0000FF"/>
+          <w:kern w:val="0"/>
+          <w:sz w:val="16"/>
+          <w:szCs w:val="16"/>
+        </w:rPr>
+        <w:t>double</w:t>
+      </w:r>
+      <w:r>
+        <w:rPr>
+          <w:rFonts w:ascii="돋움체" w:eastAsia="돋움체" w:cs="돋움체"/>
+          <w:color w:val="000000"/>
+          <w:kern w:val="0"/>
+          <w:sz w:val="16"/>
+          <w:szCs w:val="16"/>
+        </w:rPr>
+        <w:t xml:space="preserve">* </w:t>
+      </w:r>
+      <w:r>
+        <w:rPr>
+          <w:rFonts w:ascii="돋움체" w:eastAsia="돋움체" w:cs="돋움체"/>
+          <w:color w:val="808080"/>
+          <w:kern w:val="0"/>
+          <w:sz w:val="16"/>
+          <w:szCs w:val="16"/>
+        </w:rPr>
+        <w:t>ResultZeroTerm</w:t>
+      </w:r>
+      <w:r>
+        <w:rPr>
+          <w:rFonts w:ascii="돋움체" w:eastAsia="돋움체" w:cs="돋움체"/>
+          <w:color w:val="000000"/>
+          <w:kern w:val="0"/>
+          <w:sz w:val="16"/>
+          <w:szCs w:val="16"/>
+        </w:rPr>
+        <w:t xml:space="preserve">,             </w:t>
+      </w:r>
+      <w:r>
+        <w:rPr>
+          <w:rFonts w:ascii="돋움체" w:eastAsia="돋움체" w:cs="돋움체"/>
+          <w:color w:val="008000"/>
+          <w:kern w:val="0"/>
+          <w:sz w:val="16"/>
+          <w:szCs w:val="16"/>
+        </w:rPr>
+        <w:t>// Output : Result ZeroCurve Term, Array Length = NGenerator</w:t>
+      </w:r>
+    </w:p>
+    <w:p>
+      <w:pPr>
+        <w:wordWrap/>
+        <w:adjustRightInd w:val="0"/>
+        <w:spacing w:after="0" w:line="240" w:lineRule="auto"/>
+        <w:jc w:val="left"/>
+        <w:rPr>
+          <w:rFonts w:ascii="돋움체" w:eastAsia="돋움체" w:cs="돋움체"/>
+          <w:color w:val="000000"/>
+          <w:kern w:val="0"/>
+          <w:sz w:val="16"/>
+          <w:szCs w:val="16"/>
+        </w:rPr>
+      </w:pPr>
+      <w:r>
+        <w:rPr>
+          <w:rFonts w:ascii="돋움체" w:eastAsia="돋움체" w:cs="돋움체"/>
+          <w:color w:val="000000"/>
+          <w:kern w:val="0"/>
+          <w:sz w:val="16"/>
+          <w:szCs w:val="16"/>
+        </w:rPr>
+        <w:t xml:space="preserve">    </w:t>
+      </w:r>
+      <w:r>
+        <w:rPr>
+          <w:rFonts w:ascii="돋움체" w:eastAsia="돋움체" w:cs="돋움체"/>
+          <w:color w:val="0000FF"/>
+          <w:kern w:val="0"/>
+          <w:sz w:val="16"/>
+          <w:szCs w:val="16"/>
+        </w:rPr>
+        <w:t>double</w:t>
+      </w:r>
+      <w:r>
+        <w:rPr>
+          <w:rFonts w:ascii="돋움체" w:eastAsia="돋움체" w:cs="돋움체"/>
+          <w:color w:val="000000"/>
+          <w:kern w:val="0"/>
+          <w:sz w:val="16"/>
+          <w:szCs w:val="16"/>
+        </w:rPr>
+        <w:t xml:space="preserve">* </w:t>
+      </w:r>
+      <w:r>
+        <w:rPr>
+          <w:rFonts w:ascii="돋움체" w:eastAsia="돋움체" w:cs="돋움체"/>
+          <w:color w:val="808080"/>
+          <w:kern w:val="0"/>
+          <w:sz w:val="16"/>
+          <w:szCs w:val="16"/>
+        </w:rPr>
+        <w:t>ResultZeroRate</w:t>
+      </w:r>
+      <w:r>
+        <w:rPr>
+          <w:rFonts w:ascii="돋움체" w:eastAsia="돋움체" w:cs="돋움체"/>
+          <w:color w:val="000000"/>
+          <w:kern w:val="0"/>
+          <w:sz w:val="16"/>
+          <w:szCs w:val="16"/>
+        </w:rPr>
+        <w:t xml:space="preserve">,             </w:t>
+      </w:r>
+      <w:r>
+        <w:rPr>
+          <w:rFonts w:ascii="돋움체" w:eastAsia="돋움체" w:cs="돋움체"/>
+          <w:color w:val="008000"/>
+          <w:kern w:val="0"/>
+          <w:sz w:val="16"/>
+          <w:szCs w:val="16"/>
+        </w:rPr>
+        <w:t>// Output : Result ZeroCurve Rate, Array Length = NGenerator</w:t>
+      </w:r>
+    </w:p>
+    <w:p>
+      <w:pPr>
+        <w:wordWrap/>
+        <w:adjustRightInd w:val="0"/>
+        <w:spacing w:after="0" w:line="240" w:lineRule="auto"/>
+        <w:jc w:val="left"/>
+        <w:rPr>
+          <w:rFonts w:ascii="돋움체" w:eastAsia="돋움체" w:cs="돋움체"/>
+          <w:color w:val="000000"/>
+          <w:kern w:val="0"/>
+          <w:sz w:val="16"/>
+          <w:szCs w:val="16"/>
+        </w:rPr>
+      </w:pPr>
+      <w:r>
+        <w:rPr>
+          <w:rFonts w:ascii="돋움체" w:eastAsia="돋움체" w:cs="돋움체"/>
+          <w:color w:val="000000"/>
+          <w:kern w:val="0"/>
+          <w:sz w:val="16"/>
+          <w:szCs w:val="16"/>
+        </w:rPr>
+        <w:t xml:space="preserve">    </w:t>
+      </w:r>
+      <w:r>
+        <w:rPr>
+          <w:rFonts w:ascii="돋움체" w:eastAsia="돋움체" w:cs="돋움체"/>
+          <w:color w:val="0000FF"/>
+          <w:kern w:val="0"/>
+          <w:sz w:val="16"/>
+          <w:szCs w:val="16"/>
+        </w:rPr>
+        <w:t>double</w:t>
+      </w:r>
+      <w:r>
+        <w:rPr>
+          <w:rFonts w:ascii="돋움체" w:eastAsia="돋움체" w:cs="돋움체"/>
+          <w:color w:val="000000"/>
+          <w:kern w:val="0"/>
+          <w:sz w:val="16"/>
+          <w:szCs w:val="16"/>
+        </w:rPr>
+        <w:t xml:space="preserve">* </w:t>
+      </w:r>
+      <w:r>
+        <w:rPr>
+          <w:rFonts w:ascii="돋움체" w:eastAsia="돋움체" w:cs="돋움체"/>
+          <w:color w:val="808080"/>
+          <w:kern w:val="0"/>
+          <w:sz w:val="16"/>
+          <w:szCs w:val="16"/>
+        </w:rPr>
+        <w:t>ResultIRSInfo1</w:t>
+      </w:r>
+      <w:r>
+        <w:rPr>
+          <w:rFonts w:ascii="돋움체" w:eastAsia="돋움체" w:cs="돋움체"/>
+          <w:color w:val="000000"/>
+          <w:kern w:val="0"/>
+          <w:sz w:val="16"/>
+          <w:szCs w:val="16"/>
+        </w:rPr>
+        <w:t xml:space="preserve">,             </w:t>
+      </w:r>
+      <w:r>
+        <w:rPr>
+          <w:rFonts w:ascii="돋움체" w:eastAsia="돋움체" w:cs="돋움체"/>
+          <w:color w:val="008000"/>
+          <w:kern w:val="0"/>
+          <w:sz w:val="16"/>
+          <w:szCs w:val="16"/>
+        </w:rPr>
+        <w:t>// Output : Result Reference Rate(Rcv,Pay), Array Legnth = (sum(NResultCpnArray) + NGenerator) x 2</w:t>
+      </w:r>
+    </w:p>
+    <w:p>
+      <w:pPr>
+        <w:wordWrap/>
+        <w:adjustRightInd w:val="0"/>
+        <w:spacing w:after="0" w:line="240" w:lineRule="auto"/>
+        <w:jc w:val="left"/>
+        <w:rPr>
+          <w:rFonts w:ascii="돋움체" w:eastAsia="돋움체" w:cs="돋움체"/>
+          <w:color w:val="000000"/>
+          <w:kern w:val="0"/>
+          <w:sz w:val="16"/>
+          <w:szCs w:val="16"/>
+        </w:rPr>
+      </w:pPr>
+    </w:p>
+    <w:p>
+      <w:pPr>
+        <w:wordWrap/>
+        <w:adjustRightInd w:val="0"/>
+        <w:spacing w:after="0" w:line="240" w:lineRule="auto"/>
+        <w:jc w:val="left"/>
+        <w:rPr>
+          <w:rFonts w:ascii="돋움체" w:eastAsia="돋움체" w:cs="돋움체"/>
+          <w:color w:val="000000"/>
+          <w:kern w:val="0"/>
+          <w:sz w:val="16"/>
+          <w:szCs w:val="16"/>
+        </w:rPr>
+      </w:pPr>
+      <w:r>
+        <w:rPr>
+          <w:rFonts w:ascii="돋움체" w:eastAsia="돋움체" w:cs="돋움체"/>
+          <w:color w:val="000000"/>
+          <w:kern w:val="0"/>
+          <w:sz w:val="16"/>
+          <w:szCs w:val="16"/>
+        </w:rPr>
+        <w:t xml:space="preserve">    </w:t>
+      </w:r>
+      <w:r>
+        <w:rPr>
+          <w:rFonts w:ascii="돋움체" w:eastAsia="돋움체" w:cs="돋움체"/>
+          <w:color w:val="0000FF"/>
+          <w:kern w:val="0"/>
+          <w:sz w:val="16"/>
+          <w:szCs w:val="16"/>
+        </w:rPr>
+        <w:t>double</w:t>
+      </w:r>
+      <w:r>
+        <w:rPr>
+          <w:rFonts w:ascii="돋움체" w:eastAsia="돋움체" w:cs="돋움체"/>
+          <w:color w:val="000000"/>
+          <w:kern w:val="0"/>
+          <w:sz w:val="16"/>
+          <w:szCs w:val="16"/>
+        </w:rPr>
+        <w:t xml:space="preserve">* </w:t>
+      </w:r>
+      <w:r>
+        <w:rPr>
+          <w:rFonts w:ascii="돋움체" w:eastAsia="돋움체" w:cs="돋움체"/>
+          <w:color w:val="808080"/>
+          <w:kern w:val="0"/>
+          <w:sz w:val="16"/>
+          <w:szCs w:val="16"/>
+        </w:rPr>
+        <w:t>ResultIRSInfo2</w:t>
+      </w:r>
+      <w:r>
+        <w:rPr>
+          <w:rFonts w:ascii="돋움체" w:eastAsia="돋움체" w:cs="돋움체"/>
+          <w:color w:val="000000"/>
+          <w:kern w:val="0"/>
+          <w:sz w:val="16"/>
+          <w:szCs w:val="16"/>
+        </w:rPr>
+        <w:t xml:space="preserve">,             </w:t>
+      </w:r>
+      <w:r>
+        <w:rPr>
+          <w:rFonts w:ascii="돋움체" w:eastAsia="돋움체" w:cs="돋움체"/>
+          <w:color w:val="008000"/>
+          <w:kern w:val="0"/>
+          <w:sz w:val="16"/>
+          <w:szCs w:val="16"/>
+        </w:rPr>
+        <w:t>// Output : Result Reference Rate(Rcv,Pay), Array Legnth = (sum(NResultCpnArray) + NGenerator) x 2</w:t>
+      </w:r>
+    </w:p>
+    <w:p>
+      <w:pPr>
+        <w:wordWrap/>
+        <w:adjustRightInd w:val="0"/>
+        <w:spacing w:after="0" w:line="240" w:lineRule="auto"/>
+        <w:jc w:val="left"/>
+        <w:rPr>
+          <w:rFonts w:ascii="돋움체" w:eastAsia="돋움체" w:cs="돋움체"/>
+          <w:color w:val="000000"/>
+          <w:kern w:val="0"/>
+          <w:sz w:val="16"/>
+          <w:szCs w:val="16"/>
+        </w:rPr>
+      </w:pPr>
+      <w:r>
+        <w:rPr>
+          <w:rFonts w:ascii="돋움체" w:eastAsia="돋움체" w:cs="돋움체"/>
+          <w:color w:val="000000"/>
+          <w:kern w:val="0"/>
+          <w:sz w:val="16"/>
+          <w:szCs w:val="16"/>
+        </w:rPr>
+        <w:t xml:space="preserve">    </w:t>
+      </w:r>
+      <w:r>
+        <w:rPr>
+          <w:rFonts w:ascii="돋움체" w:eastAsia="돋움체" w:cs="돋움체"/>
+          <w:color w:val="0000FF"/>
+          <w:kern w:val="0"/>
+          <w:sz w:val="16"/>
+          <w:szCs w:val="16"/>
+        </w:rPr>
+        <w:t>double</w:t>
+      </w:r>
+      <w:r>
+        <w:rPr>
+          <w:rFonts w:ascii="돋움체" w:eastAsia="돋움체" w:cs="돋움체"/>
+          <w:color w:val="000000"/>
+          <w:kern w:val="0"/>
+          <w:sz w:val="16"/>
+          <w:szCs w:val="16"/>
+        </w:rPr>
+        <w:t xml:space="preserve">* </w:t>
+      </w:r>
+      <w:r>
+        <w:rPr>
+          <w:rFonts w:ascii="돋움체" w:eastAsia="돋움체" w:cs="돋움체"/>
+          <w:color w:val="808080"/>
+          <w:kern w:val="0"/>
+          <w:sz w:val="16"/>
+          <w:szCs w:val="16"/>
+        </w:rPr>
+        <w:t>ResultIRSInfo3</w:t>
+      </w:r>
+    </w:p>
+    <w:p>
+      <w:pPr>
+        <w:rPr>
+          <w:rFonts w:ascii="돋움체" w:eastAsia="돋움체" w:cs="돋움체"/>
+          <w:color w:val="000000"/>
+          <w:kern w:val="0"/>
+          <w:sz w:val="16"/>
+          <w:szCs w:val="16"/>
+        </w:rPr>
+      </w:pPr>
+      <w:r>
+        <w:rPr>
+          <w:rFonts w:ascii="돋움체" w:eastAsia="돋움체" w:cs="돋움체"/>
+          <w:color w:val="000000"/>
+          <w:kern w:val="0"/>
+          <w:sz w:val="16"/>
+          <w:szCs w:val="16"/>
+        </w:rPr>
+        <w:t>);</w:t>
+      </w:r>
+    </w:p>
+    <w:p>
+      <w:pPr>
+        <w:rPr>
+          <w:b/>
+        </w:rPr>
+      </w:pPr>
+      <w:r>
+        <w:rPr>
+          <w:rFonts w:hint="eastAsia"/>
+          <w:b/>
+        </w:rPr>
+        <w:t>기타함수:</w:t>
+      </w:r>
+      <w:r>
+        <w:rPr>
+          <w:b/>
         </w:rPr>
         <w:t xml:space="preserve"> </w:t>
       </w:r>
-      <w:r>
-        <w:rPr>
-          <w:rFonts w:ascii="돋움체" w:eastAsia="돋움체" w:cs="돋움체"/>
-          <w:color w:val="808080"/>
-          <w:kern w:val="0"/>
-          <w:sz w:val="16"/>
-          <w:szCs w:val="19"/>
-        </w:rPr>
-        <w:t>TextDumpFlag</w:t>
-      </w:r>
-    </w:p>
-    <w:p>
-      <w:r>
-        <w:rPr>
-          <w:rFonts w:ascii="돋움체" w:eastAsia="돋움체" w:cs="돋움체"/>
-          <w:color w:val="000000"/>
+    </w:p>
+    <w:p>
+      <w:pPr>
+        <w:rPr>
+          <w:b/>
+        </w:rPr>
+      </w:pPr>
+      <w:r>
+        <w:rPr>
+          <w:b/>
+        </w:rPr>
+        <w:tab/>
+      </w:r>
+      <w:r>
+        <w:rPr>
+          <w:rFonts w:ascii="돋움체" w:eastAsia="돋움체" w:cs="돋움체"/>
+          <w:color w:val="0000FF"/>
           <w:kern w:val="0"/>
           <w:sz w:val="19"/>
           <w:szCs w:val="19"/>
         </w:rPr>
-        <w:t>)</w:t>
-      </w:r>
-      <w:r>
-        <w:rPr>
-          <w:rFonts w:ascii="돋움체" w:eastAsia="돋움체" w:cs="돋움체"/>
-          <w:color w:val="000000"/>
+        <w:t>double</w:t>
+      </w:r>
+      <w:r>
+        <w:rPr>
+          <w:b/>
+        </w:rPr>
+        <w:t xml:space="preserve"> </w:t>
+      </w:r>
+      <w:r>
+        <w:rPr>
+          <w:rFonts w:hint="eastAsia"/>
+          <w:b/>
+        </w:rPr>
+        <w:t>FSR: Forward Swap Rate 계산</w:t>
+      </w:r>
+    </w:p>
+    <w:p>
+      <w:pPr>
+        <w:rPr>
+          <w:b/>
+        </w:rPr>
+      </w:pPr>
+      <w:r>
+        <w:rPr>
+          <w:b/>
+        </w:rPr>
+        <w:tab/>
+      </w:r>
+      <w:r>
+        <w:rPr>
+          <w:rFonts w:ascii="돋움체" w:eastAsia="돋움체" w:cs="돋움체"/>
+          <w:color w:val="0000FF"/>
           <w:kern w:val="0"/>
           <w:sz w:val="19"/>
           <w:szCs w:val="19"/>
         </w:rPr>
-        <w:t>;</w:t>
-      </w:r>
-    </w:p>
-    <w:p>
-      <w:pPr>
+        <w:t>double</w:t>
+      </w:r>
+      <w:r>
         <w:rPr>
           <w:b/>
         </w:rPr>
-      </w:pPr>
+        <w:t xml:space="preserve"> </w:t>
+      </w:r>
       <w:r>
         <w:rPr>
           <w:rFonts w:hint="eastAsia"/>
           <w:b/>
         </w:rPr>
-        <w:t>기타함수:</w:t>
+        <w:t xml:space="preserve">Calc_Current_IRS: 현재 </w:t>
       </w:r>
       <w:r>
         <w:rPr>
           <w:b/>
         </w:rPr>
-        <w:t xml:space="preserve"> </w:t>
+        <w:t xml:space="preserve">IRS </w:t>
+      </w:r>
+      <w:r>
+        <w:rPr>
+          <w:rFonts w:hint="eastAsia"/>
+          <w:b/>
+        </w:rPr>
+        <w:t xml:space="preserve">또는 </w:t>
+      </w:r>
+      <w:r>
+        <w:rPr>
+          <w:b/>
+        </w:rPr>
+        <w:t xml:space="preserve">CRS Rate </w:t>
+      </w:r>
+      <w:r>
+        <w:rPr>
+          <w:rFonts w:hint="eastAsia"/>
+          <w:b/>
+        </w:rPr>
+        <w:t>계산</w:t>
       </w:r>
     </w:p>
     <w:p>
@@ -9686,14 +10335,30 @@
         <w:rPr>
           <w:b/>
         </w:rPr>
-        <w:t xml:space="preserve"> </w:t>
+        <w:t xml:space="preserve">  </w:t>
+      </w:r>
+      <w:r>
+        <w:rPr>
+          <w:rFonts w:eastAsiaTheme="minorHAnsi" w:cs="돋움체"/>
+          <w:b/>
+          <w:color w:val="000000"/>
+          <w:kern w:val="0"/>
+          <w:szCs w:val="19"/>
+        </w:rPr>
+        <w:t>SOFR_ForwardRate_Compound</w:t>
+      </w:r>
+      <w:r>
+        <w:rPr>
+          <w:b/>
+        </w:rPr>
+        <w:t xml:space="preserve">: T0~T1 </w:t>
       </w:r>
       <w:r>
         <w:rPr>
           <w:rFonts w:hint="eastAsia"/>
           <w:b/>
         </w:rPr>
-        <w:t>FSR: Forward Swap Rate 계산</w:t>
+        <w:t>SOFR 금리 추정</w:t>
       </w:r>
     </w:p>
     <w:p>
@@ -9722,134 +10387,95 @@
         <w:rPr>
           <w:b/>
         </w:rPr>
-        <w:t xml:space="preserve"> </w:t>
+        <w:t xml:space="preserve">  </w:t>
       </w:r>
       <w:r>
         <w:rPr>
           <w:rFonts w:hint="eastAsia"/>
           <w:b/>
         </w:rPr>
-        <w:t xml:space="preserve">Calc_Current_IRS: 현재 </w:t>
+        <w:t xml:space="preserve">Calc_Current_SOFR_Swap: 현재 </w:t>
       </w:r>
       <w:r>
         <w:rPr>
           <w:b/>
         </w:rPr>
-        <w:t xml:space="preserve">IRS </w:t>
+        <w:t xml:space="preserve">SOFR Swap Rate </w:t>
       </w:r>
       <w:r>
         <w:rPr>
           <w:rFonts w:hint="eastAsia"/>
           <w:b/>
         </w:rPr>
-        <w:t xml:space="preserve">또는 </w:t>
-      </w:r>
-      <w:r>
+        <w:t>계산</w:t>
+      </w:r>
+    </w:p>
+    <w:p>
+      <w:pPr>
         <w:rPr>
           <w:b/>
         </w:rPr>
-        <w:t xml:space="preserve">CRS Rate </w:t>
+      </w:pPr>
+      <w:r>
+        <w:rPr>
+          <w:b/>
+        </w:rPr>
+        <w:tab/>
+      </w:r>
+      <w:r>
+        <w:rPr>
+          <w:rFonts w:ascii="돋움체" w:eastAsia="돋움체" w:cs="돋움체"/>
+          <w:color w:val="0000FF"/>
+          <w:kern w:val="0"/>
+          <w:sz w:val="19"/>
+          <w:szCs w:val="19"/>
+        </w:rPr>
+        <w:t>double</w:t>
+      </w:r>
+      <w:r>
+        <w:rPr>
+          <w:b/>
+        </w:rPr>
+        <w:t xml:space="preserve">  </w:t>
       </w:r>
       <w:r>
         <w:rPr>
           <w:rFonts w:hint="eastAsia"/>
           <w:b/>
         </w:rPr>
-        <w:t>계산</w:t>
-      </w:r>
-    </w:p>
-    <w:p>
-      <w:pPr>
-        <w:rPr>
-          <w:b/>
-        </w:rPr>
-      </w:pPr>
-      <w:r>
-        <w:rPr>
-          <w:b/>
-        </w:rPr>
-        <w:tab/>
-      </w:r>
-      <w:r>
-        <w:rPr>
-          <w:rFonts w:ascii="돋움체" w:eastAsia="돋움체" w:cs="돋움체"/>
-          <w:color w:val="0000FF"/>
-          <w:kern w:val="0"/>
-          <w:sz w:val="19"/>
-          <w:szCs w:val="19"/>
-        </w:rPr>
-        <w:t>double</w:t>
-      </w:r>
-      <w:r>
-        <w:rPr>
-          <w:b/>
-        </w:rPr>
-        <w:t xml:space="preserve">  </w:t>
-      </w:r>
-      <w:r>
-        <w:rPr>
-          <w:rFonts w:eastAsiaTheme="minorHAnsi" w:cs="돋움체"/>
-          <w:b/>
-          <w:color w:val="000000"/>
-          <w:kern w:val="0"/>
-          <w:szCs w:val="19"/>
-        </w:rPr>
-        <w:t>SOFR_ForwardRate_Compound</w:t>
-      </w:r>
-      <w:r>
-        <w:rPr>
-          <w:b/>
-        </w:rPr>
-        <w:t xml:space="preserve">: T0~T1 </w:t>
+        <w:t>Calc_</w:t>
       </w:r>
       <w:r>
         <w:rPr>
           <w:rFonts w:hint="eastAsia"/>
           <w:b/>
         </w:rPr>
-        <w:t>SOFR 금리 추정</w:t>
-      </w:r>
-    </w:p>
-    <w:p>
-      <w:pPr>
-        <w:rPr>
-          <w:b/>
-        </w:rPr>
-      </w:pPr>
-      <w:r>
-        <w:rPr>
-          <w:b/>
-        </w:rPr>
-        <w:tab/>
-      </w:r>
-      <w:r>
-        <w:rPr>
-          <w:rFonts w:ascii="돋움체" w:eastAsia="돋움체" w:cs="돋움체"/>
-          <w:color w:val="0000FF"/>
-          <w:kern w:val="0"/>
-          <w:sz w:val="19"/>
-          <w:szCs w:val="19"/>
-        </w:rPr>
-        <w:t>double</w:t>
-      </w:r>
-      <w:r>
-        <w:rPr>
-          <w:b/>
-        </w:rPr>
-        <w:t xml:space="preserve">  </w:t>
+        <w:t>Forward</w:t>
       </w:r>
       <w:r>
         <w:rPr>
           <w:rFonts w:hint="eastAsia"/>
           <w:b/>
         </w:rPr>
-        <w:t xml:space="preserve">Calc_Current_SOFR_Swap: 현재 </w:t>
+        <w:t xml:space="preserve">_SOFR_Swap: </w:t>
       </w:r>
       <w:r>
         <w:rPr>
           <w:b/>
         </w:rPr>
-        <w:t xml:space="preserve">SOFR Swap Rate </w:t>
+        <w:t xml:space="preserve">SOFR </w:t>
+      </w:r>
+      <w:r>
+        <w:rPr>
+          <w:b/>
+        </w:rPr>
+        <w:t xml:space="preserve">Forward </w:t>
+      </w:r>
+      <w:r>
+        <w:rPr>
+          <w:b/>
+        </w:rPr>
+        <w:t xml:space="preserve">Swap Rate </w:t>
       </w:r>
       <w:r>
         <w:rPr>
@@ -9865,84 +10491,6 @@
           <w:b/>
         </w:rPr>
       </w:pPr>
-      <w:r>
-        <w:rPr>
-          <w:b/>
-        </w:rPr>
-        <w:tab/>
-      </w:r>
-      <w:r>
-        <w:rPr>
-          <w:rFonts w:ascii="돋움체" w:eastAsia="돋움체" w:cs="돋움체"/>
-          <w:color w:val="0000FF"/>
-          <w:kern w:val="0"/>
-          <w:sz w:val="19"/>
-          <w:szCs w:val="19"/>
-        </w:rPr>
-        <w:t>double</w:t>
-      </w:r>
-      <w:r>
-        <w:rPr>
-          <w:b/>
-        </w:rPr>
-        <w:t xml:space="preserve">  </w:t>
-      </w:r>
-      <w:r>
-        <w:rPr>
-          <w:rFonts w:hint="eastAsia"/>
-          <w:b/>
-        </w:rPr>
-        <w:t>Calc_</w:t>
-      </w:r>
-      <w:r>
-        <w:rPr>
-          <w:rFonts w:hint="eastAsia"/>
-          <w:b/>
-        </w:rPr>
-        <w:t>Forward</w:t>
-      </w:r>
-      <w:r>
-        <w:rPr>
-          <w:rFonts w:hint="eastAsia"/>
-          <w:b/>
-        </w:rPr>
-        <w:t xml:space="preserve">_SOFR_Swap: </w:t>
-      </w:r>
-      <w:r>
-        <w:rPr>
-          <w:b/>
-        </w:rPr>
-        <w:t xml:space="preserve">SOFR </w:t>
-      </w:r>
-      <w:r>
-        <w:rPr>
-          <w:b/>
-        </w:rPr>
-        <w:t xml:space="preserve">Forward </w:t>
-      </w:r>
-      <w:r>
-        <w:rPr>
-          <w:b/>
-        </w:rPr>
-        <w:t xml:space="preserve">Swap Rate </w:t>
-      </w:r>
-      <w:r>
-        <w:rPr>
-          <w:rFonts w:hint="eastAsia"/>
-          <w:b/>
-        </w:rPr>
-        <w:t>계산</w:t>
-      </w:r>
-    </w:p>
-    <w:p>
-      <w:pPr>
-        <w:rPr>
-          <w:rFonts w:hint="eastAsia"/>
-          <w:b/>
-        </w:rPr>
-      </w:pPr>
-      <w:bookmarkStart w:id="0" w:name="_GoBack"/>
-      <w:bookmarkEnd w:id="0"/>
     </w:p>
     <w:p>
       <w:pPr>
@@ -10607,16 +11155,7 @@
             <w:rPr>
               <w:rFonts w:ascii="Cambria Math" w:hAnsi="Cambria Math"/>
             </w:rPr>
-            <m:t>×</m:t>
-          </m:r>
-          <m:r>
-            <m:rPr>
-              <m:sty m:val="p"/>
-            </m:rPr>
-            <w:rPr>
-              <w:rFonts w:ascii="Cambria Math" w:hAnsi="Cambria Math"/>
-            </w:rPr>
-            <m:t>Fraction</m:t>
+            <m:t>×Fraction</m:t>
           </m:r>
           <m:d>
             <m:dPr>
@@ -10707,16 +11246,7 @@
             <w:rPr>
               <w:rFonts w:ascii="Cambria Math" w:hAnsi="Cambria Math"/>
             </w:rPr>
-            <m:t>×</m:t>
-          </m:r>
-          <m:r>
-            <m:rPr>
-              <m:sty m:val="p"/>
-            </m:rPr>
-            <w:rPr>
-              <w:rFonts w:ascii="Cambria Math" w:hAnsi="Cambria Math"/>
-            </w:rPr>
-            <m:t>DF</m:t>
+            <m:t>×DF</m:t>
           </m:r>
           <m:d>
             <m:dPr>
@@ -11246,13 +11776,11 @@
       <w:pPr>
         <w:ind w:leftChars="400" w:left="800"/>
         <w:rPr>
+          <w:rFonts w:hint="eastAsia"/>
           <w:b/>
         </w:rPr>
       </w:pPr>
       <m:oMathPara>
-        <m:oMathParaPr>
-          <m:jc m:val="left"/>
-        </m:oMathParaPr>
         <m:oMath>
           <m:r>
             <m:rPr>
@@ -11696,6 +12224,8 @@
           </m:f>
         </m:oMath>
       </m:oMathPara>
+      <w:bookmarkStart w:id="0" w:name="_GoBack"/>
+      <w:bookmarkEnd w:id="0"/>
     </w:p>
     <w:sectPr>
       <w:pgSz w:w="11906" w:h="16838"/>
